--- a/작업일지/졸업작품 작업일지 - 20주차.docx
+++ b/작업일지/졸업작품 작업일지 - 20주차.docx
@@ -257,6 +257,7 @@
                 <w:sz w:val="22"/>
               </w:rPr>
             </w:pPr>
+            <w:proofErr w:type="spellStart"/>
             <w:r>
               <w:rPr>
                 <w:rFonts w:hint="eastAsia"/>
@@ -265,6 +266,7 @@
               </w:rPr>
               <w:t>팀명</w:t>
             </w:r>
+            <w:proofErr w:type="spellEnd"/>
           </w:p>
         </w:tc>
         <w:tc>
@@ -400,7 +402,6 @@
             <w:pPr>
               <w:jc w:val="center"/>
               <w:rPr>
-                <w:rFonts w:hint="eastAsia"/>
                 <w:b/>
               </w:rPr>
             </w:pPr>
@@ -546,6 +547,7 @@
             <w:pPr>
               <w:jc w:val="left"/>
               <w:rPr>
+                <w:rFonts w:hint="eastAsia"/>
                 <w:b/>
                 <w:bCs/>
                 <w:szCs w:val="20"/>
@@ -577,27 +579,14 @@
                 <w:rFonts w:hint="eastAsia"/>
                 <w:b/>
               </w:rPr>
-              <w:t>애니메이션 키프레임 보정 추출, 제거한 compute pass 되돌리기</w:t>
-            </w:r>
-            <w:r>
-              <w:rPr>
-                <w:b/>
-              </w:rPr>
-              <w:br/>
-            </w:r>
-            <w:r>
-              <w:rPr>
-                <w:rFonts w:hint="eastAsia"/>
-                <w:b/>
-              </w:rPr>
-              <w:t>애니메이션 블렌딩을 통한 부드러운 상태 전환 구현</w:t>
-            </w:r>
-            <w:r>
-              <w:rPr>
-                <w:rFonts w:hint="eastAsia"/>
-                <w:b/>
-              </w:rPr>
-              <w:t>, BV 애니메이션 설계</w:t>
+              <w:t>중력</w:t>
+            </w:r>
+            <w:r>
+              <w:rPr>
+                <w:rFonts w:hint="eastAsia"/>
+                <w:b/>
+              </w:rPr>
+              <w:t>과 공기저항 구현, 전체화면 전환 시 튕기는 버그 수정</w:t>
             </w:r>
           </w:p>
           <w:p>
@@ -702,19 +691,12 @@
         <w:rPr>
           <w:rFonts w:hint="eastAsia"/>
         </w:rPr>
-        <w:t xml:space="preserve">애니메이션 </w:t>
-      </w:r>
-      <w:r>
-        <w:rPr>
-          <w:rFonts w:hint="eastAsia"/>
-        </w:rPr>
-        <w:t>키프레임 보정 추출</w:t>
+        <w:t>중력과 공기저항 구현</w:t>
       </w:r>
     </w:p>
     <w:p>
       <w:pPr>
         <w:pStyle w:val="a4"/>
-        <w:keepNext/>
         <w:numPr>
           <w:ilvl w:val="1"/>
           <w:numId w:val="35"/>
@@ -725,7 +707,39 @@
         <w:rPr>
           <w:rFonts w:hint="eastAsia"/>
         </w:rPr>
-        <w:t>애니메이션을 추출할 때에,</w:t>
+        <w:t>일정한 속도 이상으로 빨라지지 않고, 지형보다 높이 있을 때 떨어질 수 있도록 구현</w:t>
+      </w:r>
+    </w:p>
+    <w:p>
+      <w:pPr>
+        <w:pStyle w:val="a4"/>
+        <w:numPr>
+          <w:ilvl w:val="1"/>
+          <w:numId w:val="35"/>
+        </w:numPr>
+        <w:ind w:leftChars="0"/>
+      </w:pPr>
+      <w:r>
+        <w:rPr>
+          <w:rFonts w:hint="eastAsia"/>
+        </w:rPr>
+        <w:t>가만히 있으면 늪에 빠지듯이 천천히 캐릭터가 가라앉는 버그 수정</w:t>
+      </w:r>
+    </w:p>
+    <w:p>
+      <w:pPr>
+        <w:pStyle w:val="a4"/>
+        <w:numPr>
+          <w:ilvl w:val="2"/>
+          <w:numId w:val="35"/>
+        </w:numPr>
+        <w:ind w:leftChars="0"/>
+      </w:pPr>
+      <w:r>
+        <w:rPr>
+          <w:rFonts w:hint="eastAsia"/>
+        </w:rPr>
+        <w:t>중력이 먼저 객체를 움직인 뒤에 슬라이딩 벡터가 적용되는데,</w:t>
       </w:r>
       <w:r>
         <w:br/>
@@ -734,7 +748,21 @@
         <w:rPr>
           <w:rFonts w:hint="eastAsia"/>
         </w:rPr>
-        <w:t>일정 정도 이상의 누적 변화가 translation, rotation, scale 중 하나에서 관측되어야</w:t>
+        <w:t xml:space="preserve">충돌면의 </w:t>
+      </w:r>
+      <w:proofErr w:type="spellStart"/>
+      <w:r>
+        <w:rPr>
+          <w:rFonts w:hint="eastAsia"/>
+        </w:rPr>
+        <w:t>노멀과</w:t>
+      </w:r>
+      <w:proofErr w:type="spellEnd"/>
+      <w:r>
+        <w:rPr>
+          <w:rFonts w:hint="eastAsia"/>
+        </w:rPr>
+        <w:t xml:space="preserve"> up벡터(0, 1, 0)의 코사인 유사도가 매우 높을 때에는</w:t>
       </w:r>
       <w:r>
         <w:br/>
@@ -743,7 +771,51 @@
         <w:rPr>
           <w:rFonts w:hint="eastAsia"/>
         </w:rPr>
-        <w:t>키프레임으로 만들어 추출되도록 했었다.</w:t>
+        <w:t xml:space="preserve">슬라이딩을 </w:t>
+      </w:r>
+      <w:proofErr w:type="spellStart"/>
+      <w:r>
+        <w:rPr>
+          <w:rFonts w:hint="eastAsia"/>
+        </w:rPr>
+        <w:t>스킵하도록</w:t>
+      </w:r>
+      <w:proofErr w:type="spellEnd"/>
+      <w:r>
+        <w:rPr>
+          <w:rFonts w:hint="eastAsia"/>
+        </w:rPr>
+        <w:t xml:space="preserve"> 한 작업 때문</w:t>
+      </w:r>
+    </w:p>
+    <w:p>
+      <w:pPr>
+        <w:pStyle w:val="a4"/>
+        <w:numPr>
+          <w:ilvl w:val="2"/>
+          <w:numId w:val="35"/>
+        </w:numPr>
+        <w:ind w:leftChars="0"/>
+      </w:pPr>
+      <w:r>
+        <w:rPr>
+          <w:rFonts w:hint="eastAsia"/>
+        </w:rPr>
+        <w:t xml:space="preserve">충돌면의 </w:t>
+      </w:r>
+      <w:proofErr w:type="spellStart"/>
+      <w:r>
+        <w:rPr>
+          <w:rFonts w:hint="eastAsia"/>
+        </w:rPr>
+        <w:t>노멀과</w:t>
+      </w:r>
+      <w:proofErr w:type="spellEnd"/>
+      <w:r>
+        <w:rPr>
+          <w:rFonts w:hint="eastAsia"/>
+        </w:rPr>
+        <w:t xml:space="preserve"> up벡터의 코사인 유사도가 매우 높을 때에는</w:t>
       </w:r>
       <w:r>
         <w:br/>
@@ -752,109 +824,21 @@
         <w:rPr>
           <w:rFonts w:hint="eastAsia"/>
         </w:rPr>
-        <w:t>그런데 그 기준값을 모든 애니메이션 클립에 대해서 동일하게 설정하면,</w:t>
+        <w:t xml:space="preserve">슬라이딩을 </w:t>
       </w:r>
-      <w:r>
-        <w:br/>
-      </w:r>
+      <w:proofErr w:type="spellStart"/>
       <w:r>
         <w:rPr>
           <w:rFonts w:hint="eastAsia"/>
         </w:rPr>
-        <w:t>움직임이 적은 Idle 애니메이션과 움직임이 큰 Sprint 애니메이션 사이의 키프레임 수 차이가 크다.</w:t>
+        <w:t>스킵하는</w:t>
       </w:r>
-      <w:r>
-        <w:br/>
-      </w:r>
+      <w:proofErr w:type="spellEnd"/>
       <w:r>
         <w:rPr>
           <w:rFonts w:hint="eastAsia"/>
         </w:rPr>
-        <w:t>따라서 애니메이션 클립마다 기준값을 다르게 설정할 수 있도록 하였다.</w:t>
-      </w:r>
-    </w:p>
-    <w:p>
-      <w:pPr>
-        <w:pStyle w:val="a4"/>
-        <w:keepNext/>
-        <w:ind w:leftChars="0" w:left="851"/>
-        <w:jc w:val="center"/>
-      </w:pPr>
-      <w:r>
-        <w:rPr>
-          <w:rFonts w:hint="eastAsia"/>
-          <w:noProof/>
-        </w:rPr>
-        <w:drawing>
-          <wp:inline distT="0" distB="0" distL="0" distR="0" wp14:anchorId="60D5AF0D" wp14:editId="655C0391">
-            <wp:extent cx="3600000" cy="4466109"/>
-            <wp:effectExtent l="0" t="0" r="635" b="0"/>
-            <wp:docPr id="369190701" name="그림 1"/>
-            <wp:cNvGraphicFramePr>
-              <a:graphicFrameLocks xmlns:a="http://schemas.openxmlformats.org/drawingml/2006/main" noChangeAspect="1"/>
-            </wp:cNvGraphicFramePr>
-            <a:graphic xmlns:a="http://schemas.openxmlformats.org/drawingml/2006/main">
-              <a:graphicData uri="http://schemas.openxmlformats.org/drawingml/2006/picture">
-                <pic:pic xmlns:pic="http://schemas.openxmlformats.org/drawingml/2006/picture">
-                  <pic:nvPicPr>
-                    <pic:cNvPr id="369190701" name="그림 369190701"/>
-                    <pic:cNvPicPr/>
-                  </pic:nvPicPr>
-                  <pic:blipFill>
-                    <a:blip r:embed="rId8">
-                      <a:extLst>
-                        <a:ext uri="{28A0092B-C50C-407E-A947-70E740481C1C}">
-                          <a14:useLocalDpi xmlns:a14="http://schemas.microsoft.com/office/drawing/2010/main" val="0"/>
-                        </a:ext>
-                      </a:extLst>
-                    </a:blip>
-                    <a:stretch>
-                      <a:fillRect/>
-                    </a:stretch>
-                  </pic:blipFill>
-                  <pic:spPr>
-                    <a:xfrm>
-                      <a:off x="0" y="0"/>
-                      <a:ext cx="3600000" cy="4466109"/>
-                    </a:xfrm>
-                    <a:prstGeom prst="rect">
-                      <a:avLst/>
-                    </a:prstGeom>
-                  </pic:spPr>
-                </pic:pic>
-              </a:graphicData>
-            </a:graphic>
-          </wp:inline>
-        </w:drawing>
-      </w:r>
-    </w:p>
-    <w:p>
-      <w:pPr>
-        <w:pStyle w:val="a9"/>
-        <w:jc w:val="center"/>
-      </w:pPr>
-      <w:r>
-        <w:rPr>
-          <w:rFonts w:hint="eastAsia"/>
-        </w:rPr>
-        <w:t>[그</w:t>
-      </w:r>
-      <w:r>
-        <w:t xml:space="preserve">림 </w:t>
-      </w:r>
-      <w:fldSimple w:instr=" SEQ 그림 \* ARABIC ">
-        <w:r>
-          <w:rPr>
-            <w:noProof/>
-          </w:rPr>
-          <w:t>1</w:t>
-        </w:r>
-      </w:fldSimple>
-      <w:r>
-        <w:rPr>
-          <w:rFonts w:hint="eastAsia"/>
-        </w:rPr>
-        <w:t>] 애니메이션 클립(인덱스)마다 키 프레임 추출 기준 누적 변화량을 다르게 설정</w:t>
+        <w:t xml:space="preserve"> 것과 더불어 변위를 0으로 하도록 수정</w:t>
       </w:r>
     </w:p>
     <w:p>
@@ -870,8 +854,7 @@
         <w:rPr>
           <w:rFonts w:hint="eastAsia"/>
         </w:rPr>
-        <w:lastRenderedPageBreak/>
-        <w:t>제거한 compute pass 되돌리기</w:t>
+        <w:t>전체화면 전환 시 튕기는 버그 수정</w:t>
       </w:r>
     </w:p>
     <w:p>
@@ -883,86 +866,39 @@
         </w:numPr>
         <w:ind w:leftChars="0"/>
       </w:pPr>
+      <w:proofErr w:type="spellStart"/>
       <w:r>
         <w:rPr>
           <w:rFonts w:hint="eastAsia"/>
         </w:rPr>
-        <w:t>본들의 toLocal 행렬과 toWorld 행렬을 곱하는데 사용할 MatMul compute pass를 다시 추가했다.</w:t>
+        <w:t>rtv</w:t>
       </w:r>
-    </w:p>
-    <w:p>
-      <w:pPr>
-        <w:pStyle w:val="a4"/>
-        <w:numPr>
-          <w:ilvl w:val="2"/>
-          <w:numId w:val="35"/>
-        </w:numPr>
-        <w:ind w:leftChars="0"/>
-      </w:pPr>
+      <w:proofErr w:type="spellEnd"/>
       <w:r>
         <w:rPr>
           <w:rFonts w:hint="eastAsia"/>
         </w:rPr>
-        <w:t>Vertex Shader에 해당 행렬곱을 내포한 뒤로</w:t>
+        <w:t>와 ds</w:t>
       </w:r>
+      <w:proofErr w:type="spellStart"/>
       <w:r>
-        <w:br/>
+        <w:rPr>
+          <w:rFonts w:hint="eastAsia"/>
+        </w:rPr>
+        <w:t>v</w:t>
+      </w:r>
+      <w:proofErr w:type="spellEnd"/>
+      <w:r>
+        <w:rPr>
+          <w:rFonts w:hint="eastAsia"/>
+        </w:rPr>
+        <w:t xml:space="preserve">를 담는 std::vector를 </w:t>
       </w:r>
       <w:r>
         <w:rPr>
           <w:rFonts w:hint="eastAsia"/>
         </w:rPr>
-        <w:t>본당 한 번의 행렬곱이, (버텍스 * 4)당 한 번 수행되고 있었다.</w:t>
-      </w:r>
-    </w:p>
-    <w:p>
-      <w:pPr>
-        <w:pStyle w:val="a4"/>
-        <w:numPr>
-          <w:ilvl w:val="2"/>
-          <w:numId w:val="35"/>
-        </w:numPr>
-        <w:ind w:leftChars="0"/>
-      </w:pPr>
-      <w:r>
-        <w:rPr>
-          <w:rFonts w:hint="eastAsia"/>
-        </w:rPr>
-        <w:t>우리 게임은 적어도 200개 이상의 많은 애니메이션되는 객체를 렌더링하고,</w:t>
-      </w:r>
-      <w:r>
-        <w:br/>
-      </w:r>
-      <w:r>
-        <w:rPr>
-          <w:rFonts w:hint="eastAsia"/>
-        </w:rPr>
-        <w:t>bone의 개수보다야 vertex의 개수가 20배는 더 많으므로,</w:t>
-      </w:r>
-      <w:r>
-        <w:br/>
-      </w:r>
-      <w:r>
-        <w:rPr>
-          <w:rFonts w:hint="eastAsia"/>
-        </w:rPr>
-        <w:t>cpu-gpu 사이의 데이터 upload, readback으로 인한 오버헤드를 상쇄하고 성능 이득을 볼 수 있다.</w:t>
-      </w:r>
-    </w:p>
-    <w:p>
-      <w:pPr>
-        <w:pStyle w:val="a4"/>
-        <w:numPr>
-          <w:ilvl w:val="0"/>
-          <w:numId w:val="35"/>
-        </w:numPr>
-        <w:ind w:leftChars="0"/>
-      </w:pPr>
-      <w:r>
-        <w:rPr>
-          <w:rFonts w:hint="eastAsia"/>
-        </w:rPr>
-        <w:t>애니메이션 블렌딩을 통한 부드러운 상태 전환 구현</w:t>
+        <w:t>클리어했는데, 그 빈 std::vector에 대해 인덱싱을 하고 있던 버그</w:t>
       </w:r>
     </w:p>
     <w:p>
@@ -978,2932 +914,35 @@
         <w:rPr>
           <w:rFonts w:hint="eastAsia"/>
         </w:rPr>
-        <w:t>페이드인, 페이드아웃, 순환 애니메이션(애니메이션1-&gt;애니메이션2-&gt;</w:t>
+        <w:t xml:space="preserve">해당 descriptor의 위치에 다시 </w:t>
       </w:r>
-      <w:r>
-        <w:t>…</w:t>
-      </w:r>
+      <w:proofErr w:type="spellStart"/>
       <w:r>
         <w:rPr>
           <w:rFonts w:hint="eastAsia"/>
         </w:rPr>
-        <w:t>-&gt;애니메이션1) 등</w:t>
+        <w:t>rtv</w:t>
       </w:r>
-      <w:r>
-        <w:br/>
-      </w:r>
+      <w:proofErr w:type="spellEnd"/>
       <w:r>
         <w:rPr>
           <w:rFonts w:hint="eastAsia"/>
         </w:rPr>
-        <w:t>다양한 애니메이션 시퀀스를 구현하였다.</w:t>
+        <w:t xml:space="preserve">와 </w:t>
       </w:r>
-    </w:p>
-    <w:p>
-      <w:pPr>
-        <w:pStyle w:val="a4"/>
-        <w:numPr>
-          <w:ilvl w:val="1"/>
-          <w:numId w:val="35"/>
-        </w:numPr>
-        <w:ind w:leftChars="0"/>
-      </w:pPr>
+      <w:proofErr w:type="spellStart"/>
       <w:r>
         <w:rPr>
           <w:rFonts w:hint="eastAsia"/>
         </w:rPr>
-        <w:t>애니메이션 컨트롤러가 FSM을 내장하고 있어, 상태 전환 시</w:t>
+        <w:t>dsv</w:t>
       </w:r>
-      <w:r>
-        <w:br/>
-      </w:r>
+      <w:proofErr w:type="spellEnd"/>
       <w:r>
         <w:rPr>
           <w:rFonts w:hint="eastAsia"/>
         </w:rPr>
-        <w:t>해당 상태 전환에 지정된 애니메이션 시퀀스들을 플레이한다.</w:t>
-      </w:r>
-      <w:r>
-        <w:br/>
-      </w:r>
-      <w:r>
-        <w:rPr>
-          <w:rFonts w:hint="eastAsia"/>
-        </w:rPr>
-        <w:t>애니메이션 시퀀스들은 코루틴으로 구현되었다.</w:t>
-      </w:r>
-    </w:p>
-    <w:p>
-      <w:pPr>
-        <w:pStyle w:val="a4"/>
-        <w:numPr>
-          <w:ilvl w:val="2"/>
-          <w:numId w:val="35"/>
-        </w:numPr>
-        <w:ind w:leftChars="0"/>
-      </w:pPr>
-      <w:r>
-        <w:rPr>
-          <w:rFonts w:hint="eastAsia"/>
-        </w:rPr>
-        <w:t>간단한 예를 들자면, Idle -&gt; Walk 상태 전환 시 Idle 애니메이션을 FadeOut 시키고,</w:t>
-      </w:r>
-      <w:r>
-        <w:br/>
-      </w:r>
-      <w:r>
-        <w:rPr>
-          <w:rFonts w:hint="eastAsia"/>
-        </w:rPr>
-        <w:t>Walk 애니메이션을 FadeIn 시키는 것이다.</w:t>
-      </w:r>
-    </w:p>
-    <w:p>
-      <w:pPr>
-        <w:pStyle w:val="a4"/>
-        <w:numPr>
-          <w:ilvl w:val="2"/>
-          <w:numId w:val="35"/>
-        </w:numPr>
-        <w:ind w:leftChars="0"/>
-      </w:pPr>
-      <w:r>
-        <w:rPr>
-          <w:rFonts w:hint="eastAsia"/>
-        </w:rPr>
-        <w:t>순환 애니메이션 중 현재 재생되고 있는 애니메이션을 찾아 FadeO</w:t>
-      </w:r>
-      <w:r>
-        <w:t>ut</w:t>
-      </w:r>
-      <w:r>
-        <w:rPr>
-          <w:rFonts w:hint="eastAsia"/>
-        </w:rPr>
-        <w:t xml:space="preserve"> 시킬 수 있다.</w:t>
-      </w:r>
-    </w:p>
-    <w:p>
-      <w:pPr>
-        <w:pStyle w:val="a4"/>
-        <w:numPr>
-          <w:ilvl w:val="2"/>
-          <w:numId w:val="35"/>
-        </w:numPr>
-        <w:ind w:leftChars="0"/>
-      </w:pPr>
-      <w:r>
-        <w:rPr>
-          <w:rFonts w:hint="eastAsia"/>
-        </w:rPr>
-        <w:t>FadeOut 하려는 애니메이션이 몇 % 재생되었느냐에 따라</w:t>
-      </w:r>
-      <w:r>
-        <w:br/>
-      </w:r>
-      <w:r>
-        <w:rPr>
-          <w:rFonts w:hint="eastAsia"/>
-        </w:rPr>
-        <w:t>FadeIn 하려는 애니메이션의 시작 지점을 설정한다.</w:t>
-      </w:r>
-    </w:p>
-    <w:p>
-      <w:pPr>
-        <w:pStyle w:val="a4"/>
-        <w:numPr>
-          <w:ilvl w:val="1"/>
-          <w:numId w:val="35"/>
-        </w:numPr>
-        <w:ind w:leftChars="0"/>
-      </w:pPr>
-      <w:r>
-        <w:rPr>
-          <w:rFonts w:hint="eastAsia"/>
-        </w:rPr>
-        <w:t>상태전환이 진행 중인 와중에 다른 상태전환이 새롭게 요청될 수 있다.</w:t>
-      </w:r>
-      <w:r>
-        <w:br/>
-      </w:r>
-      <w:r>
-        <w:rPr>
-          <w:rFonts w:hint="eastAsia"/>
-        </w:rPr>
-        <w:t>동일한 애니메이션 인스턴스의 애니메이션 시퀀스를 교체할 경우,</w:t>
-      </w:r>
-      <w:r>
-        <w:br/>
-      </w:r>
-      <w:r>
-        <w:rPr>
-          <w:rFonts w:hint="eastAsia"/>
-        </w:rPr>
-        <w:t>이전 애니메이션 시퀀스가 완료되지 않은 상태에서 제거된다.</w:t>
-      </w:r>
-    </w:p>
-    <w:p>
-      <w:pPr>
-        <w:pStyle w:val="a4"/>
-        <w:numPr>
-          <w:ilvl w:val="2"/>
-          <w:numId w:val="35"/>
-        </w:numPr>
-        <w:ind w:leftChars="0"/>
-      </w:pPr>
-      <w:r>
-        <w:rPr>
-          <w:rFonts w:hint="eastAsia"/>
-        </w:rPr>
-        <w:t>이때, 맞물려있는 애니메이션 시퀀스들도 같이 제거하기 위해</w:t>
-      </w:r>
-      <w:r>
-        <w:br/>
-      </w:r>
-      <w:r>
-        <w:rPr>
-          <w:rFonts w:hint="eastAsia"/>
-        </w:rPr>
-        <w:t>해당 애니메이션 시퀀스를 담는 RAII 객체를 코루틴 본문의 시작점에 둔다.</w:t>
-      </w:r>
-      <w:r>
-        <w:br/>
-      </w:r>
-      <w:r>
-        <w:rPr>
-          <w:rFonts w:hint="eastAsia"/>
-        </w:rPr>
-        <w:t>이미 재생중인 애니메이션에 대해 애니메이션 시퀀스를 교체하면 만료된</w:t>
-      </w:r>
-      <w:r>
-        <w:br/>
-      </w:r>
-      <w:r>
-        <w:rPr>
-          <w:rFonts w:hint="eastAsia"/>
-        </w:rPr>
-        <w:t>애니메이션 시퀀스의 코루틴 핸들이 나오는데,</w:t>
-      </w:r>
-      <w:r>
-        <w:br/>
-      </w:r>
-      <w:r>
-        <w:rPr>
-          <w:rFonts w:hint="eastAsia"/>
-        </w:rPr>
-        <w:t>이는 awaitable 객체를 co_await 하면서 발생하므로 awaitable 객체가 자체적으로</w:t>
-      </w:r>
-      <w:r>
-        <w:br/>
-      </w:r>
-      <w:r>
-        <w:rPr>
-          <w:rFonts w:hint="eastAsia"/>
-        </w:rPr>
-        <w:t xml:space="preserve">해당 코루틴 핸들을 관리해야 한다. </w:t>
-      </w:r>
-    </w:p>
-    <w:p>
-      <w:pPr>
-        <w:pStyle w:val="a4"/>
-        <w:numPr>
-          <w:ilvl w:val="2"/>
-          <w:numId w:val="35"/>
-        </w:numPr>
-        <w:ind w:leftChars="0"/>
-      </w:pPr>
-      <w:r>
-        <w:rPr>
-          <w:rFonts w:hint="eastAsia"/>
-        </w:rPr>
-        <w:t>한편, std::coroutine_handle&lt;Promise&gt;::destroy()는 코루틴 본문의 지역변수들에 대해서는</w:t>
-      </w:r>
-      <w:r>
-        <w:br/>
-      </w:r>
-      <w:r>
-        <w:rPr>
-          <w:rFonts w:hint="eastAsia"/>
-        </w:rPr>
-        <w:t>소멸자를 호출해주는데 반해, 해당 코루틴이 co_await 연산자를 통해 대기하고 있는</w:t>
-      </w:r>
-      <w:r>
-        <w:br/>
-      </w:r>
-      <w:r>
-        <w:rPr>
-          <w:rFonts w:hint="eastAsia"/>
-        </w:rPr>
-        <w:t>awaitable 객체의 소멸자</w:t>
-      </w:r>
-      <w:r>
-        <w:rPr>
-          <w:rFonts w:hint="eastAsia"/>
-        </w:rPr>
-        <w:t>는</w:t>
-      </w:r>
-      <w:r>
-        <w:rPr>
-          <w:rFonts w:hint="eastAsia"/>
-        </w:rPr>
-        <w:t xml:space="preserve"> 불</w:t>
-      </w:r>
-      <w:r>
-        <w:rPr>
-          <w:rFonts w:hint="eastAsia"/>
-        </w:rPr>
-        <w:t>러주지 않는다!</w:t>
-      </w:r>
-      <w:r>
-        <w:rPr>
-          <w:rFonts w:hint="eastAsia"/>
-        </w:rPr>
-        <w:t xml:space="preserve"> (Visual Studio 컴파일러 버그?)</w:t>
-      </w:r>
-      <w:r>
-        <w:br/>
-      </w:r>
-      <w:r>
-        <w:rPr>
-          <w:rFonts w:hint="eastAsia"/>
-        </w:rPr>
-        <w:t>때문에, awaitable 객체에는 따로 소멸자가 불려야 하는 객체를 담을 수가 없다.</w:t>
-      </w:r>
-      <w:r>
-        <w:br/>
-      </w:r>
-      <w:r>
-        <w:rPr>
-          <w:rFonts w:hint="eastAsia"/>
-        </w:rPr>
-        <w:t>소멸자에서 파괴해야 할 코루틴 핸들을</w:t>
-      </w:r>
-      <w:r>
-        <w:br/>
-      </w:r>
-      <w:r>
-        <w:rPr>
-          <w:rFonts w:hint="eastAsia"/>
-        </w:rPr>
-        <w:t>awaitable 객체의 await_suspend 함수에서 AnimationController에 등록해놓고,</w:t>
-      </w:r>
-      <w:r>
-        <w:br/>
-      </w:r>
-      <w:r>
-        <w:rPr>
-          <w:rFonts w:hint="eastAsia"/>
-        </w:rPr>
-        <w:t>AnimationController가 각 애니메이션 시퀀스들의 업데이트가 끝난 후</w:t>
-      </w:r>
-      <w:r>
-        <w:br/>
-      </w:r>
-      <w:r>
-        <w:rPr>
-          <w:rFonts w:hint="eastAsia"/>
-        </w:rPr>
-        <w:t>등록된 객체들을 해제하도록 하였다.</w:t>
-      </w:r>
-    </w:p>
-    <w:p>
-      <w:pPr>
-        <w:pStyle w:val="a4"/>
-        <w:numPr>
-          <w:ilvl w:val="2"/>
-          <w:numId w:val="35"/>
-        </w:numPr>
-        <w:ind w:leftChars="0"/>
-      </w:pPr>
-      <w:r>
-        <w:rPr>
-          <w:rFonts w:hint="eastAsia"/>
-        </w:rPr>
-        <w:lastRenderedPageBreak/>
-        <w:t>이 짓들을 하지 않았을 때, 생성된 코루틴 수와 제거된 코루틴 수를 체크해보면</w:t>
-      </w:r>
-      <w:r>
-        <w:br/>
-      </w:r>
-      <w:r>
-        <w:rPr>
-          <w:rFonts w:hint="eastAsia"/>
-        </w:rPr>
-        <w:t>초당 2개 정도 생성된 코루틴 수가 더 많게 된다.</w:t>
-      </w:r>
-      <w:r>
-        <w:br/>
-      </w:r>
-      <w:r>
-        <w:rPr>
-          <w:rFonts w:hint="eastAsia"/>
-        </w:rPr>
-        <w:t>즉, 메모리 릭이다</w:t>
-      </w:r>
-      <w:r>
-        <w:t>…</w:t>
-      </w:r>
-    </w:p>
-    <w:p>
-      <w:pPr>
-        <w:pStyle w:val="a4"/>
-        <w:numPr>
-          <w:ilvl w:val="1"/>
-          <w:numId w:val="35"/>
-        </w:numPr>
-        <w:ind w:leftChars="0"/>
-      </w:pPr>
-      <w:r>
-        <w:rPr>
-          <w:rFonts w:hint="eastAsia"/>
-        </w:rPr>
-        <w:t>플레이어의 속력에 따라, 그리고 플레이어의 속도와 forward 방향 벡터의 내적값에 따라</w:t>
-      </w:r>
-      <w:r>
-        <w:br/>
-      </w:r>
-      <w:r>
-        <w:rPr>
-          <w:rFonts w:hint="eastAsia"/>
-        </w:rPr>
-        <w:t>상태 전환 이벤트를 발생시킨다.</w:t>
-      </w:r>
-    </w:p>
-    <w:p>
-      <w:pPr>
-        <w:pStyle w:val="a4"/>
-        <w:numPr>
-          <w:ilvl w:val="2"/>
-          <w:numId w:val="35"/>
-        </w:numPr>
-        <w:ind w:leftChars="0"/>
-      </w:pPr>
-      <w:r>
-        <w:rPr>
-          <w:rFonts w:hint="eastAsia"/>
-        </w:rPr>
-        <w:t>따라서 플레이어가 움직이는 방향, 속도에 따라 적절한 애니메이션이 재생된다.</w:t>
-      </w:r>
-    </w:p>
-    <w:p>
-      <w:pPr>
-        <w:pStyle w:val="a4"/>
-        <w:numPr>
-          <w:ilvl w:val="0"/>
-          <w:numId w:val="35"/>
-        </w:numPr>
-        <w:ind w:leftChars="0"/>
-      </w:pPr>
-      <w:r>
-        <w:rPr>
-          <w:rFonts w:hint="eastAsia"/>
-        </w:rPr>
-        <w:t>BV(Bounding Volume) 애니메이션 설계</w:t>
-      </w:r>
-    </w:p>
-    <w:p>
-      <w:pPr>
-        <w:pStyle w:val="a4"/>
-        <w:numPr>
-          <w:ilvl w:val="1"/>
-          <w:numId w:val="35"/>
-        </w:numPr>
-        <w:ind w:leftChars="0"/>
-      </w:pPr>
-      <w:r>
-        <w:rPr>
-          <w:rFonts w:hint="eastAsia"/>
-        </w:rPr>
-        <w:t>우리 게임은 부위별 충돌이 있기 때문에, Bounding Volume을 애니메이션해야 하고,</w:t>
-      </w:r>
-      <w:r>
-        <w:br/>
-      </w:r>
-      <w:r>
-        <w:rPr>
-          <w:rFonts w:hint="eastAsia"/>
-        </w:rPr>
-        <w:t>그것은 서버에서 수행되기 때문에 pre-sampled animation 방식을 사용해야 한다.</w:t>
-      </w:r>
-    </w:p>
-    <w:p>
-      <w:pPr>
-        <w:keepNext/>
-        <w:ind w:left="425"/>
-        <w:jc w:val="center"/>
-      </w:pPr>
-      <w:r>
-        <w:rPr>
-          <w:rFonts w:hint="eastAsia"/>
-          <w:noProof/>
-        </w:rPr>
-        <w:drawing>
-          <wp:inline distT="0" distB="0" distL="0" distR="0" wp14:anchorId="0376CC05" wp14:editId="775F5688">
-            <wp:extent cx="4320000" cy="3621557"/>
-            <wp:effectExtent l="0" t="0" r="4445" b="0"/>
-            <wp:docPr id="1837804096" name="그림 2"/>
-            <wp:cNvGraphicFramePr>
-              <a:graphicFrameLocks xmlns:a="http://schemas.openxmlformats.org/drawingml/2006/main" noChangeAspect="1"/>
-            </wp:cNvGraphicFramePr>
-            <a:graphic xmlns:a="http://schemas.openxmlformats.org/drawingml/2006/main">
-              <a:graphicData uri="http://schemas.openxmlformats.org/drawingml/2006/picture">
-                <pic:pic xmlns:pic="http://schemas.openxmlformats.org/drawingml/2006/picture">
-                  <pic:nvPicPr>
-                    <pic:cNvPr id="1837804096" name="그림 1837804096"/>
-                    <pic:cNvPicPr/>
-                  </pic:nvPicPr>
-                  <pic:blipFill>
-                    <a:blip r:embed="rId9">
-                      <a:extLst>
-                        <a:ext uri="{28A0092B-C50C-407E-A947-70E740481C1C}">
-                          <a14:useLocalDpi xmlns:a14="http://schemas.microsoft.com/office/drawing/2010/main" val="0"/>
-                        </a:ext>
-                      </a:extLst>
-                    </a:blip>
-                    <a:stretch>
-                      <a:fillRect/>
-                    </a:stretch>
-                  </pic:blipFill>
-                  <pic:spPr>
-                    <a:xfrm>
-                      <a:off x="0" y="0"/>
-                      <a:ext cx="4320000" cy="3621557"/>
-                    </a:xfrm>
-                    <a:prstGeom prst="rect">
-                      <a:avLst/>
-                    </a:prstGeom>
-                  </pic:spPr>
-                </pic:pic>
-              </a:graphicData>
-            </a:graphic>
-          </wp:inline>
-        </w:drawing>
-      </w:r>
-    </w:p>
-    <w:p>
-      <w:pPr>
-        <w:pStyle w:val="a9"/>
-        <w:jc w:val="center"/>
-      </w:pPr>
-      <w:r>
-        <w:rPr>
-          <w:rFonts w:hint="eastAsia"/>
-        </w:rPr>
-        <w:t>[</w:t>
-      </w:r>
-      <w:r>
-        <w:t xml:space="preserve">그림 </w:t>
-      </w:r>
-      <w:fldSimple w:instr=" SEQ 그림 \* ARABIC ">
-        <w:r>
-          <w:rPr>
-            <w:noProof/>
-          </w:rPr>
-          <w:t>2</w:t>
-        </w:r>
-      </w:fldSimple>
-      <w:r>
-        <w:rPr>
-          <w:rFonts w:hint="eastAsia"/>
-        </w:rPr>
-        <w:t>] 캐릭터의 BVH (테스트용으로 최상위 BV를 박스로 설정)</w:t>
-      </w:r>
-    </w:p>
-    <w:p>
-      <w:pPr>
-        <w:pStyle w:val="a4"/>
-        <w:numPr>
-          <w:ilvl w:val="1"/>
-          <w:numId w:val="35"/>
-        </w:numPr>
-        <w:ind w:leftChars="0"/>
-      </w:pPr>
-      <w:r>
-        <w:rPr>
-          <w:rFonts w:hint="eastAsia"/>
-        </w:rPr>
-        <w:t>bounding volume마다 영향을 받을 bone index와 bone weight를 4개씩 두고,</w:t>
-      </w:r>
-      <w:r>
-        <w:br/>
-      </w:r>
-      <w:r>
-        <w:rPr>
-          <w:rFonts w:hint="eastAsia"/>
-        </w:rPr>
-        <w:t>추출할 때 미리 지정된 FPS값으로 스켈레톤에 대해 애니메이션을 샘플링한 뒤</w:t>
-      </w:r>
-      <w:r>
-        <w:br/>
-      </w:r>
-      <w:r>
-        <w:rPr>
-          <w:rFonts w:hint="eastAsia"/>
-        </w:rPr>
-        <w:t>프레임마다의 본들의 변환을 블렌딩하여 각 프레임에서의 bounding volume의 변환을 추출한다.</w:t>
-      </w:r>
-    </w:p>
-    <w:p>
-      <w:pPr>
-        <w:pStyle w:val="a4"/>
-        <w:numPr>
-          <w:ilvl w:val="2"/>
-          <w:numId w:val="35"/>
-        </w:numPr>
-        <w:ind w:leftChars="0"/>
-      </w:pPr>
-      <w:r>
-        <w:rPr>
-          <w:rFonts w:hint="eastAsia"/>
-        </w:rPr>
-        <w:t>pre-sampled animation은 이미 구현했으므로,</w:t>
-      </w:r>
-      <w:r>
-        <w:br/>
-      </w:r>
-      <w:r>
-        <w:rPr>
-          <w:rFonts w:hint="eastAsia"/>
-        </w:rPr>
-        <w:t>캐릭터에 대해서 vertex shader에서 수행하고 있는 정점 블렌딩과 같은 동작을 수행하기만 하면</w:t>
-      </w:r>
-      <w:r>
-        <w:br/>
-      </w:r>
-      <w:r>
-        <w:rPr>
-          <w:rFonts w:hint="eastAsia"/>
-        </w:rPr>
-        <w:t>된다.</w:t>
-      </w:r>
-    </w:p>
-    <w:p>
-      <w:pPr>
-        <w:pStyle w:val="a4"/>
-        <w:numPr>
-          <w:ilvl w:val="2"/>
-          <w:numId w:val="35"/>
-        </w:numPr>
-        <w:ind w:leftChars="0"/>
-      </w:pPr>
-      <w:r>
-        <w:rPr>
-          <w:rFonts w:hint="eastAsia"/>
-        </w:rPr>
-        <w:t>이를 위한 추출 및 가져오기 코드, 올바르게 애니메이션되고 있는지 관찰하기 위한</w:t>
-      </w:r>
-      <w:r>
-        <w:br/>
-      </w:r>
-      <w:r>
-        <w:rPr>
-          <w:rFonts w:hint="eastAsia"/>
-        </w:rPr>
-        <w:t>bounding volume rendering 코드가 작성중에 있다.</w:t>
-      </w:r>
-    </w:p>
-    <w:p>
-      <w:pPr>
-        <w:widowControl/>
-        <w:wordWrap/>
-        <w:autoSpaceDE/>
-        <w:autoSpaceDN/>
-      </w:pPr>
-      <w:r>
-        <w:br w:type="page"/>
-      </w:r>
-    </w:p>
-    <w:p>
-      <w:pPr>
-        <w:rPr>
-          <w:sz w:val="28"/>
-          <w:szCs w:val="32"/>
-        </w:rPr>
-      </w:pPr>
-      <w:r>
-        <w:rPr>
-          <w:rFonts w:hint="eastAsia"/>
-          <w:sz w:val="28"/>
-          <w:szCs w:val="32"/>
-        </w:rPr>
-        <w:lastRenderedPageBreak/>
-        <w:t>우상훈:</w:t>
-      </w:r>
-    </w:p>
-    <w:p>
-      <w:pPr>
-        <w:pStyle w:val="a4"/>
-        <w:numPr>
-          <w:ilvl w:val="0"/>
-          <w:numId w:val="24"/>
-        </w:numPr>
-        <w:ind w:leftChars="0"/>
-        <w:rPr>
-          <w:sz w:val="28"/>
-          <w:szCs w:val="32"/>
-        </w:rPr>
-      </w:pPr>
-      <w:r>
-        <w:rPr>
-          <w:rFonts w:hint="eastAsia"/>
-        </w:rPr>
-        <w:t xml:space="preserve">Thread Pool </w:t>
-      </w:r>
-      <w:r>
-        <w:rPr>
-          <w:rFonts w:hint="eastAsia"/>
-        </w:rPr>
-        <w:t>구현</w:t>
-      </w:r>
-    </w:p>
-    <w:p>
-      <w:pPr>
-        <w:widowControl/>
-        <w:shd w:val="clear" w:color="auto" w:fill="1F1F1F"/>
-        <w:wordWrap/>
-        <w:autoSpaceDE/>
-        <w:autoSpaceDN/>
-        <w:spacing w:after="0" w:line="285" w:lineRule="atLeast"/>
-        <w:jc w:val="left"/>
-      </w:pPr>
-      <w:r>
-        <w:t>class ThreadPool {</w:t>
-      </w:r>
-    </w:p>
-    <w:p>
-      <w:pPr>
-        <w:widowControl/>
-        <w:shd w:val="clear" w:color="auto" w:fill="1F1F1F"/>
-        <w:wordWrap/>
-        <w:autoSpaceDE/>
-        <w:autoSpaceDN/>
-        <w:spacing w:after="0" w:line="285" w:lineRule="atLeast"/>
-        <w:jc w:val="left"/>
-      </w:pPr>
-      <w:r>
-        <w:t>public:</w:t>
-      </w:r>
-    </w:p>
-    <w:p>
-      <w:pPr>
-        <w:widowControl/>
-        <w:shd w:val="clear" w:color="auto" w:fill="1F1F1F"/>
-        <w:wordWrap/>
-        <w:autoSpaceDE/>
-        <w:autoSpaceDN/>
-        <w:spacing w:after="0" w:line="285" w:lineRule="atLeast"/>
-        <w:jc w:val="left"/>
-      </w:pPr>
-      <w:r>
-        <w:tab/>
-        <w:t>ThreadPool( ) = delete;</w:t>
-      </w:r>
-    </w:p>
-    <w:p>
-      <w:pPr>
-        <w:widowControl/>
-        <w:shd w:val="clear" w:color="auto" w:fill="1F1F1F"/>
-        <w:wordWrap/>
-        <w:autoSpaceDE/>
-        <w:autoSpaceDN/>
-        <w:spacing w:after="0" w:line="285" w:lineRule="atLeast"/>
-        <w:jc w:val="left"/>
-      </w:pPr>
-    </w:p>
-    <w:p>
-      <w:pPr>
-        <w:widowControl/>
-        <w:shd w:val="clear" w:color="auto" w:fill="1F1F1F"/>
-        <w:wordWrap/>
-        <w:autoSpaceDE/>
-        <w:autoSpaceDN/>
-        <w:spacing w:after="0" w:line="285" w:lineRule="atLeast"/>
-        <w:jc w:val="left"/>
-      </w:pPr>
-      <w:r>
-        <w:tab/>
-        <w:t>ThreadPool( uint8 numThread )</w:t>
-      </w:r>
-    </w:p>
-    <w:p>
-      <w:pPr>
-        <w:widowControl/>
-        <w:shd w:val="clear" w:color="auto" w:fill="1F1F1F"/>
-        <w:wordWrap/>
-        <w:autoSpaceDE/>
-        <w:autoSpaceDN/>
-        <w:spacing w:after="0" w:line="285" w:lineRule="atLeast"/>
-        <w:jc w:val="left"/>
-      </w:pPr>
-      <w:r>
-        <w:tab/>
-      </w:r>
-      <w:r>
-        <w:tab/>
-        <w:t>: numThread_( numThread ), workerThreads_( ),</w:t>
-      </w:r>
-    </w:p>
-    <w:p>
-      <w:pPr>
-        <w:widowControl/>
-        <w:shd w:val="clear" w:color="auto" w:fill="1F1F1F"/>
-        <w:wordWrap/>
-        <w:autoSpaceDE/>
-        <w:autoSpaceDN/>
-        <w:spacing w:after="0" w:line="285" w:lineRule="atLeast"/>
-        <w:jc w:val="left"/>
-      </w:pPr>
-      <w:r>
-        <w:tab/>
-      </w:r>
-      <w:r>
-        <w:tab/>
-        <w:t>jobs_( ), stop_( false ) {</w:t>
-      </w:r>
-    </w:p>
-    <w:p>
-      <w:pPr>
-        <w:widowControl/>
-        <w:shd w:val="clear" w:color="auto" w:fill="1F1F1F"/>
-        <w:wordWrap/>
-        <w:autoSpaceDE/>
-        <w:autoSpaceDN/>
-        <w:spacing w:after="0" w:line="285" w:lineRule="atLeast"/>
-        <w:jc w:val="left"/>
-      </w:pPr>
-      <w:r>
-        <w:tab/>
-      </w:r>
-      <w:r>
-        <w:tab/>
-        <w:t>if ( numThread == 0 ) {</w:t>
-      </w:r>
-    </w:p>
-    <w:p>
-      <w:pPr>
-        <w:widowControl/>
-        <w:shd w:val="clear" w:color="auto" w:fill="1F1F1F"/>
-        <w:wordWrap/>
-        <w:autoSpaceDE/>
-        <w:autoSpaceDN/>
-        <w:spacing w:after="0" w:line="285" w:lineRule="atLeast"/>
-        <w:jc w:val="left"/>
-      </w:pPr>
-      <w:r>
-        <w:tab/>
-      </w:r>
-      <w:r>
-        <w:tab/>
-      </w:r>
-      <w:r>
-        <w:tab/>
-        <w:t>throw std::runtime_error( "ThreadPool: numThread is 0" );</w:t>
-      </w:r>
-    </w:p>
-    <w:p>
-      <w:pPr>
-        <w:widowControl/>
-        <w:shd w:val="clear" w:color="auto" w:fill="1F1F1F"/>
-        <w:wordWrap/>
-        <w:autoSpaceDE/>
-        <w:autoSpaceDN/>
-        <w:spacing w:after="0" w:line="285" w:lineRule="atLeast"/>
-        <w:jc w:val="left"/>
-      </w:pPr>
-      <w:r>
-        <w:tab/>
-      </w:r>
-      <w:r>
-        <w:tab/>
-        <w:t>}</w:t>
-      </w:r>
-    </w:p>
-    <w:p>
-      <w:pPr>
-        <w:widowControl/>
-        <w:shd w:val="clear" w:color="auto" w:fill="1F1F1F"/>
-        <w:wordWrap/>
-        <w:autoSpaceDE/>
-        <w:autoSpaceDN/>
-        <w:spacing w:after="0" w:line="285" w:lineRule="atLeast"/>
-        <w:jc w:val="left"/>
-      </w:pPr>
-    </w:p>
-    <w:p>
-      <w:pPr>
-        <w:widowControl/>
-        <w:shd w:val="clear" w:color="auto" w:fill="1F1F1F"/>
-        <w:wordWrap/>
-        <w:autoSpaceDE/>
-        <w:autoSpaceDN/>
-        <w:spacing w:after="0" w:line="285" w:lineRule="atLeast"/>
-        <w:jc w:val="left"/>
-      </w:pPr>
-      <w:r>
-        <w:tab/>
-      </w:r>
-      <w:r>
-        <w:tab/>
-        <w:t>workerThreads_.reserve( numThread );</w:t>
-      </w:r>
-    </w:p>
-    <w:p>
-      <w:pPr>
-        <w:widowControl/>
-        <w:shd w:val="clear" w:color="auto" w:fill="1F1F1F"/>
-        <w:wordWrap/>
-        <w:autoSpaceDE/>
-        <w:autoSpaceDN/>
-        <w:spacing w:after="0" w:line="285" w:lineRule="atLeast"/>
-        <w:jc w:val="left"/>
-      </w:pPr>
-      <w:r>
-        <w:tab/>
-      </w:r>
-      <w:r>
-        <w:tab/>
-        <w:t>for ( auto i = 0; i &lt; numThread; ++i ) {</w:t>
-      </w:r>
-    </w:p>
-    <w:p>
-      <w:pPr>
-        <w:widowControl/>
-        <w:shd w:val="clear" w:color="auto" w:fill="1F1F1F"/>
-        <w:wordWrap/>
-        <w:autoSpaceDE/>
-        <w:autoSpaceDN/>
-        <w:spacing w:after="0" w:line="285" w:lineRule="atLeast"/>
-        <w:jc w:val="left"/>
-      </w:pPr>
-      <w:r>
-        <w:tab/>
-      </w:r>
-      <w:r>
-        <w:tab/>
-      </w:r>
-      <w:r>
-        <w:tab/>
-        <w:t>workerThreads_.emplace_back( [this]( ) {</w:t>
-      </w:r>
-    </w:p>
-    <w:p>
-      <w:pPr>
-        <w:widowControl/>
-        <w:shd w:val="clear" w:color="auto" w:fill="1F1F1F"/>
-        <w:wordWrap/>
-        <w:autoSpaceDE/>
-        <w:autoSpaceDN/>
-        <w:spacing w:after="0" w:line="285" w:lineRule="atLeast"/>
-        <w:jc w:val="left"/>
-      </w:pPr>
-      <w:r>
-        <w:tab/>
-      </w:r>
-      <w:r>
-        <w:tab/>
-      </w:r>
-      <w:r>
-        <w:tab/>
-      </w:r>
-      <w:r>
-        <w:tab/>
-        <w:t>this-&gt;workerThread( );</w:t>
-      </w:r>
-    </w:p>
-    <w:p>
-      <w:pPr>
-        <w:widowControl/>
-        <w:shd w:val="clear" w:color="auto" w:fill="1F1F1F"/>
-        <w:wordWrap/>
-        <w:autoSpaceDE/>
-        <w:autoSpaceDN/>
-        <w:spacing w:after="0" w:line="285" w:lineRule="atLeast"/>
-        <w:jc w:val="left"/>
-      </w:pPr>
-      <w:r>
-        <w:tab/>
-      </w:r>
-      <w:r>
-        <w:tab/>
-      </w:r>
-      <w:r>
-        <w:tab/>
-        <w:t>} );</w:t>
-      </w:r>
-    </w:p>
-    <w:p>
-      <w:pPr>
-        <w:widowControl/>
-        <w:shd w:val="clear" w:color="auto" w:fill="1F1F1F"/>
-        <w:wordWrap/>
-        <w:autoSpaceDE/>
-        <w:autoSpaceDN/>
-        <w:spacing w:after="0" w:line="285" w:lineRule="atLeast"/>
-        <w:jc w:val="left"/>
-      </w:pPr>
-      <w:r>
-        <w:tab/>
-      </w:r>
-      <w:r>
-        <w:tab/>
-        <w:t>}</w:t>
-      </w:r>
-    </w:p>
-    <w:p>
-      <w:pPr>
-        <w:widowControl/>
-        <w:shd w:val="clear" w:color="auto" w:fill="1F1F1F"/>
-        <w:wordWrap/>
-        <w:autoSpaceDE/>
-        <w:autoSpaceDN/>
-        <w:spacing w:after="0" w:line="285" w:lineRule="atLeast"/>
-        <w:jc w:val="left"/>
-      </w:pPr>
-      <w:r>
-        <w:tab/>
-        <w:t>}</w:t>
-      </w:r>
-    </w:p>
-    <w:p>
-      <w:pPr>
-        <w:widowControl/>
-        <w:shd w:val="clear" w:color="auto" w:fill="1F1F1F"/>
-        <w:wordWrap/>
-        <w:autoSpaceDE/>
-        <w:autoSpaceDN/>
-        <w:spacing w:after="0" w:line="285" w:lineRule="atLeast"/>
-        <w:jc w:val="left"/>
-      </w:pPr>
-    </w:p>
-    <w:p>
-      <w:pPr>
-        <w:widowControl/>
-        <w:shd w:val="clear" w:color="auto" w:fill="1F1F1F"/>
-        <w:wordWrap/>
-        <w:autoSpaceDE/>
-        <w:autoSpaceDN/>
-        <w:spacing w:after="0" w:line="285" w:lineRule="atLeast"/>
-        <w:jc w:val="left"/>
-      </w:pPr>
-      <w:r>
-        <w:tab/>
-        <w:t>ThreadPool( const ThreadPool&amp; ) = delete;</w:t>
-      </w:r>
-    </w:p>
-    <w:p>
-      <w:pPr>
-        <w:widowControl/>
-        <w:shd w:val="clear" w:color="auto" w:fill="1F1F1F"/>
-        <w:wordWrap/>
-        <w:autoSpaceDE/>
-        <w:autoSpaceDN/>
-        <w:spacing w:after="0" w:line="285" w:lineRule="atLeast"/>
-        <w:jc w:val="left"/>
-      </w:pPr>
-      <w:r>
-        <w:tab/>
-        <w:t>ThreadPool( ThreadPool&amp;&amp; ) noexcept = delete;</w:t>
-      </w:r>
-    </w:p>
-    <w:p>
-      <w:pPr>
-        <w:widowControl/>
-        <w:shd w:val="clear" w:color="auto" w:fill="1F1F1F"/>
-        <w:wordWrap/>
-        <w:autoSpaceDE/>
-        <w:autoSpaceDN/>
-        <w:spacing w:after="0" w:line="285" w:lineRule="atLeast"/>
-        <w:jc w:val="left"/>
-      </w:pPr>
-      <w:r>
-        <w:tab/>
-        <w:t>ThreadPool&amp; operator=( const ThreadPool&amp; ) = delete;</w:t>
-      </w:r>
-    </w:p>
-    <w:p>
-      <w:pPr>
-        <w:widowControl/>
-        <w:shd w:val="clear" w:color="auto" w:fill="1F1F1F"/>
-        <w:wordWrap/>
-        <w:autoSpaceDE/>
-        <w:autoSpaceDN/>
-        <w:spacing w:after="0" w:line="285" w:lineRule="atLeast"/>
-        <w:jc w:val="left"/>
-      </w:pPr>
-      <w:r>
-        <w:tab/>
-        <w:t>ThreadPool&amp; operator=( ThreadPool&amp;&amp; ) noexcept = delete;</w:t>
-      </w:r>
-    </w:p>
-    <w:p>
-      <w:pPr>
-        <w:widowControl/>
-        <w:shd w:val="clear" w:color="auto" w:fill="1F1F1F"/>
-        <w:wordWrap/>
-        <w:autoSpaceDE/>
-        <w:autoSpaceDN/>
-        <w:spacing w:after="0" w:line="285" w:lineRule="atLeast"/>
-        <w:jc w:val="left"/>
-      </w:pPr>
-    </w:p>
-    <w:p>
-      <w:pPr>
-        <w:widowControl/>
-        <w:shd w:val="clear" w:color="auto" w:fill="1F1F1F"/>
-        <w:wordWrap/>
-        <w:autoSpaceDE/>
-        <w:autoSpaceDN/>
-        <w:spacing w:after="0" w:line="285" w:lineRule="atLeast"/>
-        <w:jc w:val="left"/>
-      </w:pPr>
-      <w:r>
-        <w:tab/>
-        <w:t>~ThreadPool( ) {</w:t>
-      </w:r>
-    </w:p>
-    <w:p>
-      <w:pPr>
-        <w:widowControl/>
-        <w:shd w:val="clear" w:color="auto" w:fill="1F1F1F"/>
-        <w:wordWrap/>
-        <w:autoSpaceDE/>
-        <w:autoSpaceDN/>
-        <w:spacing w:after="0" w:line="285" w:lineRule="atLeast"/>
-        <w:jc w:val="left"/>
-      </w:pPr>
-      <w:r>
-        <w:tab/>
-      </w:r>
-      <w:r>
-        <w:tab/>
-        <w:t>stop_.store( true );</w:t>
-      </w:r>
-    </w:p>
-    <w:p>
-      <w:pPr>
-        <w:widowControl/>
-        <w:shd w:val="clear" w:color="auto" w:fill="1F1F1F"/>
-        <w:wordWrap/>
-        <w:autoSpaceDE/>
-        <w:autoSpaceDN/>
-        <w:spacing w:after="0" w:line="285" w:lineRule="atLeast"/>
-        <w:jc w:val="left"/>
-      </w:pPr>
-    </w:p>
-    <w:p>
-      <w:pPr>
-        <w:widowControl/>
-        <w:shd w:val="clear" w:color="auto" w:fill="1F1F1F"/>
-        <w:wordWrap/>
-        <w:autoSpaceDE/>
-        <w:autoSpaceDN/>
-        <w:spacing w:after="0" w:line="285" w:lineRule="atLeast"/>
-        <w:jc w:val="left"/>
-      </w:pPr>
-      <w:r>
-        <w:tab/>
-      </w:r>
-      <w:r>
-        <w:tab/>
-        <w:t>for ( auto&amp; thread : workerThreads_ ) {</w:t>
-      </w:r>
-    </w:p>
-    <w:p>
-      <w:pPr>
-        <w:widowControl/>
-        <w:shd w:val="clear" w:color="auto" w:fill="1F1F1F"/>
-        <w:wordWrap/>
-        <w:autoSpaceDE/>
-        <w:autoSpaceDN/>
-        <w:spacing w:after="0" w:line="285" w:lineRule="atLeast"/>
-        <w:jc w:val="left"/>
-      </w:pPr>
-      <w:r>
-        <w:tab/>
-      </w:r>
-      <w:r>
-        <w:tab/>
-      </w:r>
-      <w:r>
-        <w:tab/>
-        <w:t>thread.join( );</w:t>
-      </w:r>
-    </w:p>
-    <w:p>
-      <w:pPr>
-        <w:widowControl/>
-        <w:shd w:val="clear" w:color="auto" w:fill="1F1F1F"/>
-        <w:wordWrap/>
-        <w:autoSpaceDE/>
-        <w:autoSpaceDN/>
-        <w:spacing w:after="0" w:line="285" w:lineRule="atLeast"/>
-        <w:jc w:val="left"/>
-      </w:pPr>
-      <w:r>
-        <w:tab/>
-      </w:r>
-      <w:r>
-        <w:tab/>
-        <w:t>}</w:t>
-      </w:r>
-    </w:p>
-    <w:p>
-      <w:pPr>
-        <w:widowControl/>
-        <w:shd w:val="clear" w:color="auto" w:fill="1F1F1F"/>
-        <w:wordWrap/>
-        <w:autoSpaceDE/>
-        <w:autoSpaceDN/>
-        <w:spacing w:after="0" w:line="285" w:lineRule="atLeast"/>
-        <w:jc w:val="left"/>
-      </w:pPr>
-      <w:r>
-        <w:tab/>
-        <w:t>}</w:t>
-      </w:r>
-    </w:p>
-    <w:p>
-      <w:pPr>
-        <w:widowControl/>
-        <w:wordWrap/>
-        <w:autoSpaceDE/>
-        <w:autoSpaceDN/>
-      </w:pPr>
-      <w:r>
-        <w:br w:type="page"/>
-      </w:r>
-    </w:p>
-    <w:p>
-      <w:pPr>
-        <w:widowControl/>
-        <w:shd w:val="clear" w:color="auto" w:fill="1F1F1F"/>
-        <w:wordWrap/>
-        <w:autoSpaceDE/>
-        <w:autoSpaceDN/>
-        <w:spacing w:after="0" w:line="285" w:lineRule="atLeast"/>
-        <w:jc w:val="left"/>
-      </w:pPr>
-      <w:r>
-        <w:lastRenderedPageBreak/>
-        <w:tab/>
-        <w:t>template&lt;class F, class... Args&gt;</w:t>
-      </w:r>
-    </w:p>
-    <w:p>
-      <w:pPr>
-        <w:widowControl/>
-        <w:shd w:val="clear" w:color="auto" w:fill="1F1F1F"/>
-        <w:wordWrap/>
-        <w:autoSpaceDE/>
-        <w:autoSpaceDN/>
-        <w:spacing w:after="0" w:line="285" w:lineRule="atLeast"/>
-        <w:jc w:val="left"/>
-      </w:pPr>
-      <w:r>
-        <w:tab/>
-        <w:t>std::future&lt; std::invoke_result_t&lt;F, Args...&gt; &gt; enqueueJob( F&amp;&amp; f, Args&amp;&amp;... args ) {</w:t>
-      </w:r>
-    </w:p>
-    <w:p>
-      <w:pPr>
-        <w:widowControl/>
-        <w:shd w:val="clear" w:color="auto" w:fill="1F1F1F"/>
-        <w:wordWrap/>
-        <w:autoSpaceDE/>
-        <w:autoSpaceDN/>
-        <w:spacing w:after="0" w:line="285" w:lineRule="atLeast"/>
-        <w:jc w:val="left"/>
-      </w:pPr>
-      <w:r>
-        <w:tab/>
-      </w:r>
-      <w:r>
-        <w:tab/>
-        <w:t>if ( stop_.load( ) ) {</w:t>
-      </w:r>
-    </w:p>
-    <w:p>
-      <w:pPr>
-        <w:widowControl/>
-        <w:shd w:val="clear" w:color="auto" w:fill="1F1F1F"/>
-        <w:wordWrap/>
-        <w:autoSpaceDE/>
-        <w:autoSpaceDN/>
-        <w:spacing w:after="0" w:line="285" w:lineRule="atLeast"/>
-        <w:jc w:val="left"/>
-      </w:pPr>
-      <w:r>
-        <w:tab/>
-      </w:r>
-      <w:r>
-        <w:tab/>
-      </w:r>
-      <w:r>
-        <w:tab/>
-        <w:t>throw std::runtime_error( "ThreadPool is stopped" );</w:t>
-      </w:r>
-    </w:p>
-    <w:p>
-      <w:pPr>
-        <w:widowControl/>
-        <w:shd w:val="clear" w:color="auto" w:fill="1F1F1F"/>
-        <w:wordWrap/>
-        <w:autoSpaceDE/>
-        <w:autoSpaceDN/>
-        <w:spacing w:after="0" w:line="285" w:lineRule="atLeast"/>
-        <w:jc w:val="left"/>
-      </w:pPr>
-      <w:r>
-        <w:tab/>
-      </w:r>
-      <w:r>
-        <w:tab/>
-        <w:t>}</w:t>
-      </w:r>
-    </w:p>
-    <w:p>
-      <w:pPr>
-        <w:widowControl/>
-        <w:shd w:val="clear" w:color="auto" w:fill="1F1F1F"/>
-        <w:wordWrap/>
-        <w:autoSpaceDE/>
-        <w:autoSpaceDN/>
-        <w:spacing w:after="0" w:line="285" w:lineRule="atLeast"/>
-        <w:jc w:val="left"/>
-      </w:pPr>
-    </w:p>
-    <w:p>
-      <w:pPr>
-        <w:widowControl/>
-        <w:shd w:val="clear" w:color="auto" w:fill="1F1F1F"/>
-        <w:wordWrap/>
-        <w:autoSpaceDE/>
-        <w:autoSpaceDN/>
-        <w:spacing w:after="0" w:line="285" w:lineRule="atLeast"/>
-        <w:jc w:val="left"/>
-      </w:pPr>
-      <w:r>
-        <w:tab/>
-      </w:r>
-      <w:r>
-        <w:tab/>
-        <w:t>using returnType = std::invoke_result_t&lt;F, Args...&gt;;</w:t>
-      </w:r>
-    </w:p>
-    <w:p>
-      <w:pPr>
-        <w:widowControl/>
-        <w:shd w:val="clear" w:color="auto" w:fill="1F1F1F"/>
-        <w:wordWrap/>
-        <w:autoSpaceDE/>
-        <w:autoSpaceDN/>
-        <w:spacing w:after="0" w:line="285" w:lineRule="atLeast"/>
-        <w:jc w:val="left"/>
-      </w:pPr>
-      <w:r>
-        <w:tab/>
-      </w:r>
-      <w:r>
-        <w:tab/>
-        <w:t xml:space="preserve">auto job = std::make_shared&lt; std::packaged_task&lt;returnType( )&gt; &gt;( </w:t>
-      </w:r>
-    </w:p>
-    <w:p>
-      <w:pPr>
-        <w:widowControl/>
-        <w:shd w:val="clear" w:color="auto" w:fill="1F1F1F"/>
-        <w:wordWrap/>
-        <w:autoSpaceDE/>
-        <w:autoSpaceDN/>
-        <w:spacing w:after="0" w:line="285" w:lineRule="atLeast"/>
-        <w:jc w:val="left"/>
-      </w:pPr>
-      <w:r>
-        <w:tab/>
-      </w:r>
-      <w:r>
-        <w:tab/>
-      </w:r>
-      <w:r>
-        <w:tab/>
-        <w:t>std::bind( std::forward&lt;F&gt;( f ), std::forward&lt;Args&gt;( args )... ) );</w:t>
-      </w:r>
-    </w:p>
-    <w:p>
-      <w:pPr>
-        <w:widowControl/>
-        <w:shd w:val="clear" w:color="auto" w:fill="1F1F1F"/>
-        <w:wordWrap/>
-        <w:autoSpaceDE/>
-        <w:autoSpaceDN/>
-        <w:spacing w:after="0" w:line="285" w:lineRule="atLeast"/>
-        <w:jc w:val="left"/>
-      </w:pPr>
-    </w:p>
-    <w:p>
-      <w:pPr>
-        <w:widowControl/>
-        <w:shd w:val="clear" w:color="auto" w:fill="1F1F1F"/>
-        <w:wordWrap/>
-        <w:autoSpaceDE/>
-        <w:autoSpaceDN/>
-        <w:spacing w:after="0" w:line="285" w:lineRule="atLeast"/>
-        <w:jc w:val="left"/>
-      </w:pPr>
-      <w:r>
-        <w:tab/>
-      </w:r>
-      <w:r>
-        <w:tab/>
-        <w:t>auto jobResultFuture = job-&gt;get_future( );</w:t>
-      </w:r>
-    </w:p>
-    <w:p>
-      <w:pPr>
-        <w:widowControl/>
-        <w:shd w:val="clear" w:color="auto" w:fill="1F1F1F"/>
-        <w:wordWrap/>
-        <w:autoSpaceDE/>
-        <w:autoSpaceDN/>
-        <w:spacing w:after="0" w:line="285" w:lineRule="atLeast"/>
-        <w:jc w:val="left"/>
-      </w:pPr>
-      <w:r>
-        <w:tab/>
-      </w:r>
-      <w:r>
-        <w:tab/>
-      </w:r>
-    </w:p>
-    <w:p>
-      <w:pPr>
-        <w:widowControl/>
-        <w:shd w:val="clear" w:color="auto" w:fill="1F1F1F"/>
-        <w:wordWrap/>
-        <w:autoSpaceDE/>
-        <w:autoSpaceDN/>
-        <w:spacing w:after="0" w:line="285" w:lineRule="atLeast"/>
-        <w:jc w:val="left"/>
-      </w:pPr>
-      <w:r>
-        <w:tab/>
-      </w:r>
-      <w:r>
-        <w:tab/>
-      </w:r>
-      <w:r>
-        <w:rPr>
-          <w:rFonts w:hint="eastAsia"/>
-        </w:rPr>
-        <w:t>{</w:t>
-      </w:r>
-    </w:p>
-    <w:p>
-      <w:pPr>
-        <w:widowControl/>
-        <w:shd w:val="clear" w:color="auto" w:fill="1F1F1F"/>
-        <w:wordWrap/>
-        <w:autoSpaceDE/>
-        <w:autoSpaceDN/>
-        <w:spacing w:after="0" w:line="285" w:lineRule="atLeast"/>
-        <w:jc w:val="left"/>
-      </w:pPr>
-      <w:r>
-        <w:tab/>
-      </w:r>
-      <w:r>
-        <w:tab/>
-      </w:r>
-      <w:r>
-        <w:tab/>
-      </w:r>
-      <w:r>
-        <w:rPr>
-          <w:rFonts w:hint="eastAsia"/>
-        </w:rPr>
-        <w:t>auto lock = std::lock_guard&lt;std::mutex&gt;(mtxJob</w:t>
-      </w:r>
-      <w:r>
-        <w:rPr>
-          <w:rFonts w:hint="eastAsia"/>
-        </w:rPr>
-        <w:t>_</w:t>
-      </w:r>
-      <w:r>
-        <w:rPr>
-          <w:rFonts w:hint="eastAsia"/>
-        </w:rPr>
-        <w:t>);</w:t>
-      </w:r>
-    </w:p>
-    <w:p>
-      <w:pPr>
-        <w:widowControl/>
-        <w:shd w:val="clear" w:color="auto" w:fill="1F1F1F"/>
-        <w:wordWrap/>
-        <w:autoSpaceDE/>
-        <w:autoSpaceDN/>
-        <w:spacing w:after="0" w:line="285" w:lineRule="atLeast"/>
-        <w:jc w:val="left"/>
-      </w:pPr>
-      <w:r>
-        <w:tab/>
-      </w:r>
-      <w:r>
-        <w:tab/>
-      </w:r>
-      <w:r>
-        <w:tab/>
-      </w:r>
-      <w:r>
-        <w:rPr>
-          <w:rFonts w:hint="eastAsia"/>
-        </w:rPr>
-        <w:t>jobs_.push([job](){ (</w:t>
-      </w:r>
-      <w:r>
-        <w:rPr>
-          <w:rFonts w:hint="eastAsia"/>
-        </w:rPr>
-        <w:t>*</w:t>
-      </w:r>
-      <w:r>
-        <w:rPr>
-          <w:rFonts w:hint="eastAsia"/>
-        </w:rPr>
-        <w:t>job)(); });</w:t>
-      </w:r>
-    </w:p>
-    <w:p>
-      <w:pPr>
-        <w:widowControl/>
-        <w:shd w:val="clear" w:color="auto" w:fill="1F1F1F"/>
-        <w:wordWrap/>
-        <w:autoSpaceDE/>
-        <w:autoSpaceDN/>
-        <w:spacing w:after="0" w:line="285" w:lineRule="atLeast"/>
-        <w:jc w:val="left"/>
-      </w:pPr>
-      <w:r>
-        <w:tab/>
-      </w:r>
-      <w:r>
-        <w:tab/>
-      </w:r>
-      <w:r>
-        <w:rPr>
-          <w:rFonts w:hint="eastAsia"/>
-        </w:rPr>
-        <w:t>}</w:t>
-      </w:r>
-    </w:p>
-    <w:p>
-      <w:pPr>
-        <w:widowControl/>
-        <w:shd w:val="clear" w:color="auto" w:fill="1F1F1F"/>
-        <w:wordWrap/>
-        <w:autoSpaceDE/>
-        <w:autoSpaceDN/>
-        <w:spacing w:after="0" w:line="285" w:lineRule="atLeast"/>
-        <w:jc w:val="left"/>
-      </w:pPr>
-      <w:r>
-        <w:tab/>
-      </w:r>
-      <w:r>
-        <w:tab/>
-      </w:r>
-      <w:r>
-        <w:rPr>
-          <w:rFonts w:hint="eastAsia"/>
-        </w:rPr>
-        <w:t>cvJob_.notify_one();</w:t>
-      </w:r>
-    </w:p>
-    <w:p>
-      <w:pPr>
-        <w:widowControl/>
-        <w:shd w:val="clear" w:color="auto" w:fill="1F1F1F"/>
-        <w:wordWrap/>
-        <w:autoSpaceDE/>
-        <w:autoSpaceDN/>
-        <w:spacing w:after="0" w:line="285" w:lineRule="atLeast"/>
-        <w:jc w:val="left"/>
-      </w:pPr>
-    </w:p>
-    <w:p>
-      <w:pPr>
-        <w:widowControl/>
-        <w:shd w:val="clear" w:color="auto" w:fill="1F1F1F"/>
-        <w:wordWrap/>
-        <w:autoSpaceDE/>
-        <w:autoSpaceDN/>
-        <w:spacing w:after="0" w:line="285" w:lineRule="atLeast"/>
-        <w:jc w:val="left"/>
-      </w:pPr>
-      <w:r>
-        <w:tab/>
-      </w:r>
-      <w:r>
-        <w:tab/>
-        <w:t>return jobResultFuture;</w:t>
-      </w:r>
-    </w:p>
-    <w:p>
-      <w:pPr>
-        <w:widowControl/>
-        <w:shd w:val="clear" w:color="auto" w:fill="1F1F1F"/>
-        <w:wordWrap/>
-        <w:autoSpaceDE/>
-        <w:autoSpaceDN/>
-        <w:spacing w:after="0" w:line="285" w:lineRule="atLeast"/>
-        <w:jc w:val="left"/>
-      </w:pPr>
-      <w:r>
-        <w:tab/>
-        <w:t>}</w:t>
-      </w:r>
-    </w:p>
-    <w:p>
-      <w:pPr>
-        <w:widowControl/>
-        <w:shd w:val="clear" w:color="auto" w:fill="1F1F1F"/>
-        <w:wordWrap/>
-        <w:autoSpaceDE/>
-        <w:autoSpaceDN/>
-        <w:spacing w:after="0" w:line="285" w:lineRule="atLeast"/>
-        <w:jc w:val="left"/>
-      </w:pPr>
-    </w:p>
-    <w:p>
-      <w:pPr>
-        <w:widowControl/>
-        <w:shd w:val="clear" w:color="auto" w:fill="1F1F1F"/>
-        <w:wordWrap/>
-        <w:autoSpaceDE/>
-        <w:autoSpaceDN/>
-        <w:spacing w:after="0" w:line="285" w:lineRule="atLeast"/>
-        <w:jc w:val="left"/>
-      </w:pPr>
-      <w:r>
-        <w:t>private:</w:t>
-      </w:r>
-    </w:p>
-    <w:p>
-      <w:pPr>
-        <w:widowControl/>
-        <w:shd w:val="clear" w:color="auto" w:fill="1F1F1F"/>
-        <w:wordWrap/>
-        <w:autoSpaceDE/>
-        <w:autoSpaceDN/>
-        <w:spacing w:after="0" w:line="285" w:lineRule="atLeast"/>
-        <w:jc w:val="left"/>
-      </w:pPr>
-      <w:r>
-        <w:tab/>
-        <w:t>uint8 numThread_;</w:t>
-      </w:r>
-    </w:p>
-    <w:p>
-      <w:pPr>
-        <w:widowControl/>
-        <w:shd w:val="clear" w:color="auto" w:fill="1F1F1F"/>
-        <w:wordWrap/>
-        <w:autoSpaceDE/>
-        <w:autoSpaceDN/>
-        <w:spacing w:after="0" w:line="285" w:lineRule="atLeast"/>
-        <w:jc w:val="left"/>
-      </w:pPr>
-      <w:r>
-        <w:tab/>
-        <w:t>std::vector&lt;std::thread&gt; workerThreads_;</w:t>
-      </w:r>
-    </w:p>
-    <w:p>
-      <w:pPr>
-        <w:widowControl/>
-        <w:shd w:val="clear" w:color="auto" w:fill="1F1F1F"/>
-        <w:wordWrap/>
-        <w:autoSpaceDE/>
-        <w:autoSpaceDN/>
-        <w:spacing w:after="0" w:line="285" w:lineRule="atLeast"/>
-        <w:ind w:firstLine="800"/>
-        <w:jc w:val="left"/>
-      </w:pPr>
-      <w:r>
-        <w:rPr>
-          <w:rFonts w:hint="eastAsia"/>
-        </w:rPr>
-        <w:t>std::q</w:t>
-      </w:r>
-      <w:r>
-        <w:t>ueue&lt; std::function&lt;void( )&gt; &gt; jobs_;</w:t>
-      </w:r>
-    </w:p>
-    <w:p>
-      <w:pPr>
-        <w:widowControl/>
-        <w:shd w:val="clear" w:color="auto" w:fill="1F1F1F"/>
-        <w:wordWrap/>
-        <w:autoSpaceDE/>
-        <w:autoSpaceDN/>
-        <w:spacing w:after="0" w:line="285" w:lineRule="atLeast"/>
-        <w:jc w:val="left"/>
-      </w:pPr>
-      <w:r>
-        <w:tab/>
-        <w:t>std::atomic_bool stop_;</w:t>
-      </w:r>
-    </w:p>
-    <w:p>
-      <w:pPr>
-        <w:widowControl/>
-        <w:shd w:val="clear" w:color="auto" w:fill="1F1F1F"/>
-        <w:wordWrap/>
-        <w:autoSpaceDE/>
-        <w:autoSpaceDN/>
-        <w:spacing w:after="0" w:line="285" w:lineRule="atLeast"/>
-        <w:jc w:val="left"/>
-      </w:pPr>
-      <w:r>
-        <w:tab/>
-      </w:r>
-      <w:r>
-        <w:rPr>
-          <w:rFonts w:hint="eastAsia"/>
-        </w:rPr>
-        <w:t>std::condition_variable cvJobs_;</w:t>
-      </w:r>
-    </w:p>
-    <w:p>
-      <w:pPr>
-        <w:widowControl/>
-        <w:shd w:val="clear" w:color="auto" w:fill="1F1F1F"/>
-        <w:wordWrap/>
-        <w:autoSpaceDE/>
-        <w:autoSpaceDN/>
-        <w:spacing w:after="0" w:line="285" w:lineRule="atLeast"/>
-        <w:jc w:val="left"/>
-      </w:pPr>
-      <w:r>
-        <w:tab/>
-      </w:r>
-      <w:r>
-        <w:rPr>
-          <w:rFonts w:hint="eastAsia"/>
-        </w:rPr>
-        <w:t>std::mutex mtxJob_;</w:t>
-      </w:r>
-    </w:p>
-    <w:p>
-      <w:pPr>
-        <w:widowControl/>
-        <w:wordWrap/>
-        <w:autoSpaceDE/>
-        <w:autoSpaceDN/>
-      </w:pPr>
-      <w:r>
-        <w:br w:type="page"/>
-      </w:r>
-    </w:p>
-    <w:p>
-      <w:pPr>
-        <w:widowControl/>
-        <w:shd w:val="clear" w:color="auto" w:fill="1F1F1F"/>
-        <w:wordWrap/>
-        <w:autoSpaceDE/>
-        <w:autoSpaceDN/>
-        <w:spacing w:after="0" w:line="285" w:lineRule="atLeast"/>
-        <w:jc w:val="left"/>
-      </w:pPr>
-    </w:p>
-    <w:p>
-      <w:pPr>
-        <w:widowControl/>
-        <w:shd w:val="clear" w:color="auto" w:fill="1F1F1F"/>
-        <w:wordWrap/>
-        <w:autoSpaceDE/>
-        <w:autoSpaceDN/>
-        <w:spacing w:after="0" w:line="285" w:lineRule="atLeast"/>
-        <w:jc w:val="left"/>
-      </w:pPr>
-      <w:r>
-        <w:tab/>
-        <w:t>void workerThread( ) {</w:t>
-      </w:r>
-    </w:p>
-    <w:p>
-      <w:pPr>
-        <w:widowControl/>
-        <w:shd w:val="clear" w:color="auto" w:fill="1F1F1F"/>
-        <w:wordWrap/>
-        <w:autoSpaceDE/>
-        <w:autoSpaceDN/>
-        <w:spacing w:after="0" w:line="285" w:lineRule="atLeast"/>
-        <w:jc w:val="left"/>
-      </w:pPr>
-      <w:r>
-        <w:tab/>
-      </w:r>
-      <w:r>
-        <w:tab/>
-        <w:t xml:space="preserve">while ( </w:t>
-      </w:r>
-      <w:r>
-        <w:rPr>
-          <w:rFonts w:hint="eastAsia"/>
-        </w:rPr>
-        <w:t>true</w:t>
-      </w:r>
-      <w:r>
-        <w:t xml:space="preserve"> ) {</w:t>
-      </w:r>
-    </w:p>
-    <w:p>
-      <w:pPr>
-        <w:widowControl/>
-        <w:shd w:val="clear" w:color="auto" w:fill="1F1F1F"/>
-        <w:wordWrap/>
-        <w:autoSpaceDE/>
-        <w:autoSpaceDN/>
-        <w:spacing w:after="0" w:line="285" w:lineRule="atLeast"/>
-        <w:jc w:val="left"/>
-      </w:pPr>
-      <w:r>
-        <w:tab/>
-      </w:r>
-      <w:r>
-        <w:tab/>
-      </w:r>
-      <w:r>
-        <w:tab/>
-      </w:r>
-      <w:r>
-        <w:rPr>
-          <w:rFonts w:hint="eastAsia"/>
-        </w:rPr>
-        <w:t>auto lock = std::unique_lock&lt;std::mutex&gt;(mtxJob_);</w:t>
-      </w:r>
-    </w:p>
-    <w:p>
-      <w:pPr>
-        <w:widowControl/>
-        <w:shd w:val="clear" w:color="auto" w:fill="1F1F1F"/>
-        <w:wordWrap/>
-        <w:autoSpaceDE/>
-        <w:autoSpaceDN/>
-        <w:spacing w:after="0" w:line="285" w:lineRule="atLeast"/>
-        <w:jc w:val="left"/>
-      </w:pPr>
-      <w:r>
-        <w:tab/>
-      </w:r>
-      <w:r>
-        <w:tab/>
-      </w:r>
-      <w:r>
-        <w:tab/>
-      </w:r>
-      <w:r>
-        <w:rPr>
-          <w:rFonts w:hint="eastAsia"/>
-        </w:rPr>
-        <w:t>cvJob_.wait(lock, [</w:t>
-      </w:r>
-      <w:r>
-        <w:rPr>
-          <w:rFonts w:hint="eastAsia"/>
-        </w:rPr>
-        <w:t>this</w:t>
-      </w:r>
-      <w:r>
-        <w:rPr>
-          <w:rFonts w:hint="eastAsia"/>
-        </w:rPr>
-        <w:t>](){</w:t>
-      </w:r>
-      <w:r>
-        <w:rPr>
-          <w:rFonts w:hint="eastAsia"/>
-        </w:rPr>
-        <w:t xml:space="preserve"> </w:t>
-      </w:r>
-      <w:r>
-        <w:rPr>
-          <w:rFonts w:hint="eastAsia"/>
-        </w:rPr>
-        <w:t>return !jobs_.empty() || stop_;</w:t>
-      </w:r>
-      <w:r>
-        <w:rPr>
-          <w:rFonts w:hint="eastAsia"/>
-        </w:rPr>
-        <w:t xml:space="preserve"> </w:t>
-      </w:r>
-      <w:r>
-        <w:rPr>
-          <w:rFonts w:hint="eastAsia"/>
-        </w:rPr>
-        <w:t>});</w:t>
-      </w:r>
-    </w:p>
-    <w:p>
-      <w:pPr>
-        <w:widowControl/>
-        <w:shd w:val="clear" w:color="auto" w:fill="1F1F1F"/>
-        <w:wordWrap/>
-        <w:autoSpaceDE/>
-        <w:autoSpaceDN/>
-        <w:spacing w:after="0" w:line="285" w:lineRule="atLeast"/>
-        <w:jc w:val="left"/>
-      </w:pPr>
-      <w:r>
-        <w:tab/>
-      </w:r>
-      <w:r>
-        <w:tab/>
-      </w:r>
-      <w:r>
-        <w:tab/>
-      </w:r>
-      <w:r>
-        <w:rPr>
-          <w:rFonts w:hint="eastAsia"/>
-        </w:rPr>
-        <w:t>if( stop_ &amp;&amp; jobs_empty() ){</w:t>
-      </w:r>
-    </w:p>
-    <w:p>
-      <w:pPr>
-        <w:widowControl/>
-        <w:shd w:val="clear" w:color="auto" w:fill="1F1F1F"/>
-        <w:wordWrap/>
-        <w:autoSpaceDE/>
-        <w:autoSpaceDN/>
-        <w:spacing w:after="0" w:line="285" w:lineRule="atLeast"/>
-        <w:jc w:val="left"/>
-      </w:pPr>
-      <w:r>
-        <w:tab/>
-      </w:r>
-      <w:r>
-        <w:tab/>
-      </w:r>
-      <w:r>
-        <w:tab/>
-      </w:r>
-      <w:r>
-        <w:tab/>
-      </w:r>
-      <w:r>
-        <w:rPr>
-          <w:rFonts w:hint="eastAsia"/>
-        </w:rPr>
-        <w:t>return;</w:t>
-      </w:r>
-    </w:p>
-    <w:p>
-      <w:pPr>
-        <w:widowControl/>
-        <w:shd w:val="clear" w:color="auto" w:fill="1F1F1F"/>
-        <w:wordWrap/>
-        <w:autoSpaceDE/>
-        <w:autoSpaceDN/>
-        <w:spacing w:after="0" w:line="285" w:lineRule="atLeast"/>
-        <w:jc w:val="left"/>
-      </w:pPr>
-      <w:r>
-        <w:tab/>
-      </w:r>
-      <w:r>
-        <w:tab/>
-      </w:r>
-      <w:r>
-        <w:tab/>
-      </w:r>
-      <w:r>
-        <w:rPr>
-          <w:rFonts w:hint="eastAsia"/>
-        </w:rPr>
-        <w:t>}</w:t>
-      </w:r>
-    </w:p>
-    <w:p>
-      <w:pPr>
-        <w:widowControl/>
-        <w:shd w:val="clear" w:color="auto" w:fill="1F1F1F"/>
-        <w:wordWrap/>
-        <w:autoSpaceDE/>
-        <w:autoSpaceDN/>
-        <w:spacing w:after="0" w:line="285" w:lineRule="atLeast"/>
-        <w:jc w:val="left"/>
-      </w:pPr>
-      <w:r>
-        <w:tab/>
-      </w:r>
-      <w:r>
-        <w:tab/>
-      </w:r>
-      <w:r>
-        <w:tab/>
-      </w:r>
-    </w:p>
-    <w:p>
-      <w:pPr>
-        <w:widowControl/>
-        <w:shd w:val="clear" w:color="auto" w:fill="1F1F1F"/>
-        <w:wordWrap/>
-        <w:autoSpaceDE/>
-        <w:autoSpaceDN/>
-        <w:spacing w:after="0" w:line="285" w:lineRule="atLeast"/>
-        <w:jc w:val="left"/>
-      </w:pPr>
-      <w:r>
-        <w:tab/>
-      </w:r>
-      <w:r>
-        <w:tab/>
-      </w:r>
-      <w:r>
-        <w:tab/>
-      </w:r>
-      <w:r>
-        <w:rPr>
-          <w:rFonts w:hint="eastAsia"/>
-        </w:rPr>
-        <w:t>auto job = std::move(jobs_.front());</w:t>
-      </w:r>
-    </w:p>
-    <w:p>
-      <w:pPr>
-        <w:widowControl/>
-        <w:shd w:val="clear" w:color="auto" w:fill="1F1F1F"/>
-        <w:wordWrap/>
-        <w:autoSpaceDE/>
-        <w:autoSpaceDN/>
-        <w:spacing w:after="0" w:line="285" w:lineRule="atLeast"/>
-        <w:jc w:val="left"/>
-      </w:pPr>
-      <w:r>
-        <w:tab/>
-      </w:r>
-      <w:r>
-        <w:tab/>
-      </w:r>
-      <w:r>
-        <w:tab/>
-      </w:r>
-      <w:r>
-        <w:rPr>
-          <w:rFonts w:hint="eastAsia"/>
-        </w:rPr>
-        <w:t>jobs_.pop();</w:t>
-      </w:r>
-    </w:p>
-    <w:p>
-      <w:pPr>
-        <w:widowControl/>
-        <w:shd w:val="clear" w:color="auto" w:fill="1F1F1F"/>
-        <w:wordWrap/>
-        <w:autoSpaceDE/>
-        <w:autoSpaceDN/>
-        <w:spacing w:after="0" w:line="285" w:lineRule="atLeast"/>
-        <w:jc w:val="left"/>
-      </w:pPr>
-      <w:r>
-        <w:tab/>
-      </w:r>
-      <w:r>
-        <w:tab/>
-      </w:r>
-      <w:r>
-        <w:tab/>
-      </w:r>
-      <w:r>
-        <w:rPr>
-          <w:rFonts w:hint="eastAsia"/>
-        </w:rPr>
-        <w:t>lock.unlock();</w:t>
-      </w:r>
-    </w:p>
-    <w:p>
-      <w:pPr>
-        <w:widowControl/>
-        <w:shd w:val="clear" w:color="auto" w:fill="1F1F1F"/>
-        <w:wordWrap/>
-        <w:autoSpaceDE/>
-        <w:autoSpaceDN/>
-        <w:spacing w:after="0" w:line="285" w:lineRule="atLeast"/>
-        <w:jc w:val="left"/>
-      </w:pPr>
-      <w:r>
-        <w:tab/>
-      </w:r>
-      <w:r>
-        <w:tab/>
-      </w:r>
-      <w:r>
-        <w:tab/>
-      </w:r>
-    </w:p>
-    <w:p>
-      <w:pPr>
-        <w:widowControl/>
-        <w:shd w:val="clear" w:color="auto" w:fill="1F1F1F"/>
-        <w:wordWrap/>
-        <w:autoSpaceDE/>
-        <w:autoSpaceDN/>
-        <w:spacing w:after="0" w:line="285" w:lineRule="atLeast"/>
-        <w:jc w:val="left"/>
-      </w:pPr>
-      <w:r>
-        <w:tab/>
-      </w:r>
-      <w:r>
-        <w:tab/>
-      </w:r>
-      <w:r>
-        <w:tab/>
-        <w:t>job( );</w:t>
-      </w:r>
-    </w:p>
-    <w:p>
-      <w:pPr>
-        <w:widowControl/>
-        <w:shd w:val="clear" w:color="auto" w:fill="1F1F1F"/>
-        <w:wordWrap/>
-        <w:autoSpaceDE/>
-        <w:autoSpaceDN/>
-        <w:spacing w:after="0" w:line="285" w:lineRule="atLeast"/>
-        <w:jc w:val="left"/>
-      </w:pPr>
-      <w:r>
-        <w:tab/>
-      </w:r>
-      <w:r>
-        <w:tab/>
-        <w:t>}</w:t>
-      </w:r>
-    </w:p>
-    <w:p>
-      <w:pPr>
-        <w:widowControl/>
-        <w:shd w:val="clear" w:color="auto" w:fill="1F1F1F"/>
-        <w:wordWrap/>
-        <w:autoSpaceDE/>
-        <w:autoSpaceDN/>
-        <w:spacing w:after="0" w:line="285" w:lineRule="atLeast"/>
-        <w:jc w:val="left"/>
-      </w:pPr>
-      <w:r>
-        <w:tab/>
-        <w:t>}</w:t>
-      </w:r>
-    </w:p>
-    <w:p>
-      <w:pPr>
-        <w:widowControl/>
-        <w:shd w:val="clear" w:color="auto" w:fill="1F1F1F"/>
-        <w:wordWrap/>
-        <w:autoSpaceDE/>
-        <w:autoSpaceDN/>
-        <w:spacing w:after="0" w:line="285" w:lineRule="atLeast"/>
-        <w:jc w:val="left"/>
-      </w:pPr>
-      <w:r>
-        <w:t>};</w:t>
-      </w:r>
-    </w:p>
-    <w:p>
-      <w:pPr>
-        <w:spacing w:after="0"/>
-      </w:pPr>
-      <w:r>
-        <w:rPr>
-          <w:rFonts w:hint="eastAsia"/>
-        </w:rPr>
-        <w:t xml:space="preserve">가장 </w:t>
-      </w:r>
-      <w:r>
-        <w:rPr>
-          <w:rFonts w:hint="eastAsia"/>
-        </w:rPr>
-        <w:t>중요하게 볼 부분은 enqueueJob 함수이다.</w:t>
-      </w:r>
-      <w:r>
-        <w:br/>
-      </w:r>
-    </w:p>
-    <w:p>
-      <w:pPr>
-        <w:spacing w:after="0"/>
-      </w:pPr>
-      <w:r>
-        <w:rPr>
-          <w:rFonts w:hint="eastAsia"/>
-        </w:rPr>
-        <w:t xml:space="preserve">쓰레드는 자신이 실행해야 하는 </w:t>
-      </w:r>
-      <w:r>
-        <w:rPr>
-          <w:rFonts w:hint="eastAsia"/>
-        </w:rPr>
-        <w:t xml:space="preserve">임의의 </w:t>
-      </w:r>
-      <w:r>
-        <w:rPr>
-          <w:rFonts w:hint="eastAsia"/>
-        </w:rPr>
-        <w:t>함수 프로토타입을</w:t>
-      </w:r>
-      <w:r>
-        <w:rPr>
-          <w:rFonts w:hint="eastAsia"/>
-        </w:rPr>
-        <w:t xml:space="preserve"> 런타임에</w:t>
-      </w:r>
-      <w:r>
-        <w:rPr>
-          <w:rFonts w:hint="eastAsia"/>
-        </w:rPr>
-        <w:t xml:space="preserve"> 알 수 없으므로 template으로</w:t>
-      </w:r>
-      <w:r>
-        <w:br/>
-      </w:r>
-      <w:r>
-        <w:rPr>
-          <w:rFonts w:hint="eastAsia"/>
-        </w:rPr>
-        <w:t>함수와 인자들을 받는다.</w:t>
-      </w:r>
-    </w:p>
-    <w:p>
-      <w:pPr>
-        <w:spacing w:after="0"/>
-      </w:pPr>
-    </w:p>
-    <w:p>
-      <w:pPr>
-        <w:spacing w:after="0"/>
-      </w:pPr>
-      <w:r>
-        <w:rPr>
-          <w:rFonts w:hint="eastAsia"/>
-        </w:rPr>
-        <w:t xml:space="preserve">다음으로는 </w:t>
-      </w:r>
-      <w:r>
-        <w:rPr>
-          <w:rFonts w:hint="eastAsia"/>
-        </w:rPr>
-        <w:t>std::invoke_result_t로 함수의 반환 타입을 알아</w:t>
-      </w:r>
-      <w:r>
-        <w:rPr>
-          <w:rFonts w:hint="eastAsia"/>
-        </w:rPr>
-        <w:t>오는 부분과</w:t>
-      </w:r>
-      <w:r>
-        <w:br/>
-      </w:r>
-      <w:r>
-        <w:rPr>
-          <w:rFonts w:hint="eastAsia"/>
-        </w:rPr>
-        <w:t>넘겨받은 인자의 불필요한 복사를 막기위해 perfect forwarding 패턴을 사용한 부분,</w:t>
-      </w:r>
-      <w:r>
-        <w:br/>
-      </w:r>
-      <w:r>
-        <w:rPr>
-          <w:rFonts w:hint="eastAsia"/>
-        </w:rPr>
-        <w:t xml:space="preserve">지역 변수인 job이 소멸하여 예외를 내뱉는 것을 방지하기 위해 </w:t>
-      </w:r>
-      <w:r>
-        <w:br/>
-      </w:r>
-      <w:r>
-        <w:rPr>
-          <w:rFonts w:hint="eastAsia"/>
-        </w:rPr>
-        <w:t>std::shared_ptr을 사용</w:t>
-      </w:r>
-      <w:r>
-        <w:rPr>
-          <w:rFonts w:hint="eastAsia"/>
-        </w:rPr>
-        <w:t>하는 부분을 눈여겨볼 수 있다.</w:t>
-      </w:r>
-      <w:r>
-        <w:br/>
-      </w:r>
-    </w:p>
-    <w:p>
-      <w:pPr>
-        <w:spacing w:after="0"/>
-      </w:pPr>
-      <w:r>
-        <w:t>jobs_.push([job](){ (*job)(); })</w:t>
-      </w:r>
-      <w:r>
-        <w:rPr>
-          <w:rFonts w:hint="eastAsia"/>
-        </w:rPr>
-        <w:t xml:space="preserve">; 와 같이 queue에 람다 함수를 push할 때, </w:t>
-      </w:r>
-      <w:r>
-        <w:br/>
-      </w:r>
-      <w:r>
-        <w:rPr>
-          <w:rFonts w:hint="eastAsia"/>
-        </w:rPr>
-        <w:t>job을 복사하여 job이 소멸하는 것을 막았다.</w:t>
-      </w:r>
-    </w:p>
-    <w:p>
-      <w:pPr>
-        <w:spacing w:after="0"/>
-      </w:pPr>
-    </w:p>
-    <w:p>
-      <w:pPr>
-        <w:pStyle w:val="a4"/>
-        <w:numPr>
-          <w:ilvl w:val="0"/>
-          <w:numId w:val="24"/>
-        </w:numPr>
-        <w:spacing w:after="0"/>
-        <w:ind w:leftChars="0"/>
-      </w:pPr>
-      <w:r>
-        <w:rPr>
-          <w:rFonts w:hint="eastAsia"/>
-        </w:rPr>
-        <w:t>lock free queue</w:t>
-      </w:r>
-      <w:r>
-        <w:rPr>
-          <w:rFonts w:hint="eastAsia"/>
-        </w:rPr>
-        <w:t>를 사용함으로써</w:t>
-      </w:r>
-      <w:r>
-        <w:rPr>
-          <w:rFonts w:hint="eastAsia"/>
-        </w:rPr>
-        <w:t xml:space="preserve"> 더욱</w:t>
-      </w:r>
-      <w:r>
-        <w:rPr>
-          <w:rFonts w:hint="eastAsia"/>
-        </w:rPr>
-        <w:t xml:space="preserve"> 효율적인 병렬 처리가 가능해짐</w:t>
-      </w:r>
-    </w:p>
-    <w:p>
-      <w:pPr>
-        <w:pStyle w:val="a4"/>
-        <w:spacing w:after="0"/>
-        <w:ind w:leftChars="0" w:left="425"/>
-      </w:pPr>
-      <w:r>
-        <w:rPr>
-          <w:rFonts w:hint="eastAsia"/>
-        </w:rPr>
-        <w:t>기존</w:t>
-      </w:r>
-      <w:r>
-        <w:rPr>
-          <w:rFonts w:hint="eastAsia"/>
-        </w:rPr>
-        <w:t>에</w:t>
-      </w:r>
-      <w:r>
-        <w:rPr>
-          <w:rFonts w:hint="eastAsia"/>
-        </w:rPr>
-        <w:t xml:space="preserve"> std::condition_variable과 std::mutex를 사용하여 lock과 unlock으로 공유 자원에 대한</w:t>
-      </w:r>
-      <w:r>
-        <w:br/>
-      </w:r>
-      <w:r>
-        <w:rPr>
-          <w:rFonts w:hint="eastAsia"/>
-        </w:rPr>
-        <w:t>동기화를 구현</w:t>
-      </w:r>
-      <w:r>
-        <w:rPr>
-          <w:rFonts w:hint="eastAsia"/>
-        </w:rPr>
-        <w:t>했던 것을 lock free queue 자료구조를 사용하여 lock free 환경으로</w:t>
-      </w:r>
-      <w:r>
-        <w:br/>
-      </w:r>
-      <w:r>
-        <w:rPr>
-          <w:rFonts w:hint="eastAsia"/>
-        </w:rPr>
-        <w:t>코드를 재구성하였다.</w:t>
-      </w:r>
-    </w:p>
-    <w:p>
-      <w:pPr>
-        <w:pStyle w:val="a4"/>
-        <w:spacing w:after="0"/>
-        <w:ind w:leftChars="0" w:left="425"/>
-      </w:pPr>
-      <w:hyperlink r:id="rId10" w:history="1">
-        <w:r>
-          <w:rPr>
-            <w:rStyle w:val="a7"/>
-          </w:rPr>
-          <w:t>https://github.com/cameron314/concurrentqueue</w:t>
-        </w:r>
-      </w:hyperlink>
-      <w:r>
-        <w:rPr>
-          <w:rFonts w:hint="eastAsia"/>
-        </w:rPr>
-        <w:t xml:space="preserve"> - lock free queue 자료구조를 제공해줌</w:t>
-      </w:r>
-    </w:p>
-    <w:p>
-      <w:pPr>
-        <w:widowControl/>
-        <w:wordWrap/>
-        <w:autoSpaceDE/>
-        <w:autoSpaceDN/>
-      </w:pPr>
-      <w:r>
-        <w:br w:type="page"/>
-      </w:r>
-    </w:p>
-    <w:p>
-      <w:pPr>
-        <w:widowControl/>
-        <w:shd w:val="clear" w:color="auto" w:fill="1F1F1F"/>
-        <w:wordWrap/>
-        <w:autoSpaceDE/>
-        <w:autoSpaceDN/>
-        <w:spacing w:after="0" w:line="285" w:lineRule="atLeast"/>
-        <w:jc w:val="left"/>
-      </w:pPr>
-      <w:r>
-        <w:lastRenderedPageBreak/>
-        <w:t>template&lt;class F, class... Args&gt;</w:t>
-      </w:r>
-    </w:p>
-    <w:p>
-      <w:pPr>
-        <w:widowControl/>
-        <w:shd w:val="clear" w:color="auto" w:fill="1F1F1F"/>
-        <w:wordWrap/>
-        <w:autoSpaceDE/>
-        <w:autoSpaceDN/>
-        <w:spacing w:after="0" w:line="285" w:lineRule="atLeast"/>
-        <w:jc w:val="left"/>
-      </w:pPr>
-      <w:r>
-        <w:t>std::future&lt; std::invoke_result_t&lt;F, Args...&gt; &gt; enqueueJob( F&amp;&amp; f, Args&amp;&amp;... args ) {</w:t>
-      </w:r>
-    </w:p>
-    <w:p>
-      <w:pPr>
-        <w:widowControl/>
-        <w:shd w:val="clear" w:color="auto" w:fill="1F1F1F"/>
-        <w:wordWrap/>
-        <w:autoSpaceDE/>
-        <w:autoSpaceDN/>
-        <w:spacing w:after="0" w:line="285" w:lineRule="atLeast"/>
-        <w:jc w:val="left"/>
-      </w:pPr>
-      <w:r>
-        <w:tab/>
-        <w:t>if ( stop_.load( ) ) {</w:t>
-      </w:r>
-    </w:p>
-    <w:p>
-      <w:pPr>
-        <w:widowControl/>
-        <w:shd w:val="clear" w:color="auto" w:fill="1F1F1F"/>
-        <w:wordWrap/>
-        <w:autoSpaceDE/>
-        <w:autoSpaceDN/>
-        <w:spacing w:after="0" w:line="285" w:lineRule="atLeast"/>
-        <w:jc w:val="left"/>
-      </w:pPr>
-      <w:r>
-        <w:tab/>
-      </w:r>
-      <w:r>
-        <w:tab/>
-        <w:t>throw std::runtime_error( "ThreadPool is stopped" );</w:t>
-      </w:r>
-    </w:p>
-    <w:p>
-      <w:pPr>
-        <w:widowControl/>
-        <w:shd w:val="clear" w:color="auto" w:fill="1F1F1F"/>
-        <w:wordWrap/>
-        <w:autoSpaceDE/>
-        <w:autoSpaceDN/>
-        <w:spacing w:after="0" w:line="285" w:lineRule="atLeast"/>
-        <w:jc w:val="left"/>
-      </w:pPr>
-      <w:r>
-        <w:tab/>
-        <w:t>}</w:t>
-      </w:r>
-    </w:p>
-    <w:p>
-      <w:pPr>
-        <w:widowControl/>
-        <w:shd w:val="clear" w:color="auto" w:fill="1F1F1F"/>
-        <w:wordWrap/>
-        <w:autoSpaceDE/>
-        <w:autoSpaceDN/>
-        <w:spacing w:after="0" w:line="285" w:lineRule="atLeast"/>
-        <w:jc w:val="left"/>
-      </w:pPr>
-    </w:p>
-    <w:p>
-      <w:pPr>
-        <w:widowControl/>
-        <w:shd w:val="clear" w:color="auto" w:fill="1F1F1F"/>
-        <w:wordWrap/>
-        <w:autoSpaceDE/>
-        <w:autoSpaceDN/>
-        <w:spacing w:after="0" w:line="285" w:lineRule="atLeast"/>
-        <w:jc w:val="left"/>
-      </w:pPr>
-      <w:r>
-        <w:tab/>
-        <w:t>using returnType = std::invoke_result_t&lt;F, Args...&gt;;</w:t>
-      </w:r>
-    </w:p>
-    <w:p>
-      <w:pPr>
-        <w:widowControl/>
-        <w:shd w:val="clear" w:color="auto" w:fill="1F1F1F"/>
-        <w:wordWrap/>
-        <w:autoSpaceDE/>
-        <w:autoSpaceDN/>
-        <w:spacing w:after="0" w:line="285" w:lineRule="atLeast"/>
-        <w:jc w:val="left"/>
-      </w:pPr>
-      <w:r>
-        <w:tab/>
-        <w:t xml:space="preserve">auto job = std::make_shared&lt; std::packaged_task&lt;returnType( )&gt; &gt;( </w:t>
-      </w:r>
-    </w:p>
-    <w:p>
-      <w:pPr>
-        <w:widowControl/>
-        <w:shd w:val="clear" w:color="auto" w:fill="1F1F1F"/>
-        <w:wordWrap/>
-        <w:autoSpaceDE/>
-        <w:autoSpaceDN/>
-        <w:spacing w:after="0" w:line="285" w:lineRule="atLeast"/>
-        <w:jc w:val="left"/>
-      </w:pPr>
-      <w:r>
-        <w:tab/>
-      </w:r>
-      <w:r>
-        <w:tab/>
-        <w:t>std::bind( std::forward&lt;F&gt;( f ), std::forward&lt;Args&gt;( args )... ) );</w:t>
-      </w:r>
-    </w:p>
-    <w:p>
-      <w:pPr>
-        <w:widowControl/>
-        <w:shd w:val="clear" w:color="auto" w:fill="1F1F1F"/>
-        <w:wordWrap/>
-        <w:autoSpaceDE/>
-        <w:autoSpaceDN/>
-        <w:spacing w:after="0" w:line="285" w:lineRule="atLeast"/>
-        <w:jc w:val="left"/>
-      </w:pPr>
-    </w:p>
-    <w:p>
-      <w:pPr>
-        <w:widowControl/>
-        <w:shd w:val="clear" w:color="auto" w:fill="1F1F1F"/>
-        <w:wordWrap/>
-        <w:autoSpaceDE/>
-        <w:autoSpaceDN/>
-        <w:spacing w:after="0" w:line="285" w:lineRule="atLeast"/>
-        <w:jc w:val="left"/>
-      </w:pPr>
-      <w:r>
-        <w:tab/>
-        <w:t>auto jobResultFuture = job-&gt;get_future( );</w:t>
-      </w:r>
-    </w:p>
-    <w:p>
-      <w:pPr>
-        <w:widowControl/>
-        <w:shd w:val="clear" w:color="auto" w:fill="1F1F1F"/>
-        <w:wordWrap/>
-        <w:autoSpaceDE/>
-        <w:autoSpaceDN/>
-        <w:spacing w:after="0" w:line="285" w:lineRule="atLeast"/>
-        <w:jc w:val="left"/>
-      </w:pPr>
-      <w:r>
-        <w:tab/>
-      </w:r>
-      <w:r>
-        <w:tab/>
-      </w:r>
-    </w:p>
-    <w:p>
-      <w:pPr>
-        <w:widowControl/>
-        <w:shd w:val="clear" w:color="auto" w:fill="1F1F1F"/>
-        <w:wordWrap/>
-        <w:autoSpaceDE/>
-        <w:autoSpaceDN/>
-        <w:spacing w:after="0" w:line="285" w:lineRule="atLeast"/>
-        <w:jc w:val="left"/>
-      </w:pPr>
-      <w:r>
-        <w:tab/>
-        <w:t>jobs_.enqueue( [job]( ) { ( *job )( ); } );</w:t>
-      </w:r>
-    </w:p>
-    <w:p>
-      <w:pPr>
-        <w:widowControl/>
-        <w:shd w:val="clear" w:color="auto" w:fill="1F1F1F"/>
-        <w:wordWrap/>
-        <w:autoSpaceDE/>
-        <w:autoSpaceDN/>
-        <w:spacing w:after="0" w:line="285" w:lineRule="atLeast"/>
-        <w:jc w:val="left"/>
-      </w:pPr>
-    </w:p>
-    <w:p>
-      <w:pPr>
-        <w:widowControl/>
-        <w:shd w:val="clear" w:color="auto" w:fill="1F1F1F"/>
-        <w:wordWrap/>
-        <w:autoSpaceDE/>
-        <w:autoSpaceDN/>
-        <w:spacing w:after="0" w:line="285" w:lineRule="atLeast"/>
-        <w:jc w:val="left"/>
-      </w:pPr>
-      <w:r>
-        <w:tab/>
-        <w:t>return jobResultFuture;</w:t>
-      </w:r>
-    </w:p>
-    <w:p>
-      <w:pPr>
-        <w:widowControl/>
-        <w:shd w:val="clear" w:color="auto" w:fill="1F1F1F"/>
-        <w:wordWrap/>
-        <w:autoSpaceDE/>
-        <w:autoSpaceDN/>
-        <w:spacing w:after="0" w:line="285" w:lineRule="atLeast"/>
-        <w:jc w:val="left"/>
-      </w:pPr>
-      <w:r>
-        <w:t>}</w:t>
-      </w:r>
-    </w:p>
-    <w:p>
-      <w:pPr>
-        <w:widowControl/>
-        <w:shd w:val="clear" w:color="auto" w:fill="1F1F1F"/>
-        <w:wordWrap/>
-        <w:autoSpaceDE/>
-        <w:autoSpaceDN/>
-        <w:spacing w:after="0" w:line="285" w:lineRule="atLeast"/>
-        <w:jc w:val="left"/>
-      </w:pPr>
-    </w:p>
-    <w:p>
-      <w:pPr>
-        <w:widowControl/>
-        <w:shd w:val="clear" w:color="auto" w:fill="1F1F1F"/>
-        <w:wordWrap/>
-        <w:autoSpaceDE/>
-        <w:autoSpaceDN/>
-        <w:spacing w:after="0" w:line="285" w:lineRule="atLeast"/>
-        <w:jc w:val="left"/>
-      </w:pPr>
-      <w:r>
-        <w:t>void workerThread( ) {</w:t>
-      </w:r>
-    </w:p>
-    <w:p>
-      <w:pPr>
-        <w:widowControl/>
-        <w:shd w:val="clear" w:color="auto" w:fill="1F1F1F"/>
-        <w:wordWrap/>
-        <w:autoSpaceDE/>
-        <w:autoSpaceDN/>
-        <w:spacing w:after="0" w:line="285" w:lineRule="atLeast"/>
-        <w:jc w:val="left"/>
-      </w:pPr>
-      <w:r>
-        <w:tab/>
-        <w:t>while ( !stop_.load( ) ) {</w:t>
-      </w:r>
-    </w:p>
-    <w:p>
-      <w:pPr>
-        <w:widowControl/>
-        <w:shd w:val="clear" w:color="auto" w:fill="1F1F1F"/>
-        <w:wordWrap/>
-        <w:autoSpaceDE/>
-        <w:autoSpaceDN/>
-        <w:spacing w:after="0" w:line="285" w:lineRule="atLeast"/>
-        <w:jc w:val="left"/>
-      </w:pPr>
-      <w:r>
-        <w:tab/>
-      </w:r>
-      <w:r>
-        <w:tab/>
-        <w:t>auto job = std::function&lt;void( )&gt;( );</w:t>
-      </w:r>
-    </w:p>
-    <w:p>
-      <w:pPr>
-        <w:widowControl/>
-        <w:shd w:val="clear" w:color="auto" w:fill="1F1F1F"/>
-        <w:wordWrap/>
-        <w:autoSpaceDE/>
-        <w:autoSpaceDN/>
-        <w:spacing w:after="0" w:line="285" w:lineRule="atLeast"/>
-        <w:jc w:val="left"/>
-      </w:pPr>
-      <w:r>
-        <w:tab/>
-      </w:r>
-      <w:r>
-        <w:tab/>
-        <w:t>jobs_.try_dequeue( job );</w:t>
-      </w:r>
-    </w:p>
-    <w:p>
-      <w:pPr>
-        <w:widowControl/>
-        <w:shd w:val="clear" w:color="auto" w:fill="1F1F1F"/>
-        <w:wordWrap/>
-        <w:autoSpaceDE/>
-        <w:autoSpaceDN/>
-        <w:spacing w:after="0" w:line="285" w:lineRule="atLeast"/>
-        <w:jc w:val="left"/>
-      </w:pPr>
-    </w:p>
-    <w:p>
-      <w:pPr>
-        <w:widowControl/>
-        <w:shd w:val="clear" w:color="auto" w:fill="1F1F1F"/>
-        <w:wordWrap/>
-        <w:autoSpaceDE/>
-        <w:autoSpaceDN/>
-        <w:spacing w:after="0" w:line="285" w:lineRule="atLeast"/>
-        <w:jc w:val="left"/>
-      </w:pPr>
-      <w:r>
-        <w:tab/>
-      </w:r>
-      <w:r>
-        <w:tab/>
-        <w:t>if ( !job ) {</w:t>
-      </w:r>
-    </w:p>
-    <w:p>
-      <w:pPr>
-        <w:widowControl/>
-        <w:shd w:val="clear" w:color="auto" w:fill="1F1F1F"/>
-        <w:wordWrap/>
-        <w:autoSpaceDE/>
-        <w:autoSpaceDN/>
-        <w:spacing w:after="0" w:line="285" w:lineRule="atLeast"/>
-        <w:jc w:val="left"/>
-      </w:pPr>
-      <w:r>
-        <w:tab/>
-      </w:r>
-      <w:r>
-        <w:tab/>
-      </w:r>
-      <w:r>
-        <w:tab/>
-        <w:t>continue;</w:t>
-      </w:r>
-    </w:p>
-    <w:p>
-      <w:pPr>
-        <w:widowControl/>
-        <w:shd w:val="clear" w:color="auto" w:fill="1F1F1F"/>
-        <w:wordWrap/>
-        <w:autoSpaceDE/>
-        <w:autoSpaceDN/>
-        <w:spacing w:after="0" w:line="285" w:lineRule="atLeast"/>
-        <w:jc w:val="left"/>
-      </w:pPr>
-      <w:r>
-        <w:tab/>
-      </w:r>
-      <w:r>
-        <w:tab/>
-        <w:t>}</w:t>
-      </w:r>
-    </w:p>
-    <w:p>
-      <w:pPr>
-        <w:widowControl/>
-        <w:shd w:val="clear" w:color="auto" w:fill="1F1F1F"/>
-        <w:wordWrap/>
-        <w:autoSpaceDE/>
-        <w:autoSpaceDN/>
-        <w:spacing w:after="0" w:line="285" w:lineRule="atLeast"/>
-        <w:jc w:val="left"/>
-      </w:pPr>
-    </w:p>
-    <w:p>
-      <w:pPr>
-        <w:widowControl/>
-        <w:shd w:val="clear" w:color="auto" w:fill="1F1F1F"/>
-        <w:wordWrap/>
-        <w:autoSpaceDE/>
-        <w:autoSpaceDN/>
-        <w:spacing w:after="0" w:line="285" w:lineRule="atLeast"/>
-        <w:jc w:val="left"/>
-      </w:pPr>
-      <w:r>
-        <w:tab/>
-      </w:r>
-      <w:r>
-        <w:tab/>
-        <w:t>job( );</w:t>
-      </w:r>
-    </w:p>
-    <w:p>
-      <w:pPr>
-        <w:widowControl/>
-        <w:shd w:val="clear" w:color="auto" w:fill="1F1F1F"/>
-        <w:wordWrap/>
-        <w:autoSpaceDE/>
-        <w:autoSpaceDN/>
-        <w:spacing w:after="0" w:line="285" w:lineRule="atLeast"/>
-        <w:jc w:val="left"/>
-      </w:pPr>
-      <w:r>
-        <w:tab/>
-        <w:t>}</w:t>
-      </w:r>
-    </w:p>
-    <w:p>
-      <w:pPr>
-        <w:widowControl/>
-        <w:shd w:val="clear" w:color="auto" w:fill="1F1F1F"/>
-        <w:wordWrap/>
-        <w:autoSpaceDE/>
-        <w:autoSpaceDN/>
-        <w:spacing w:after="0" w:line="285" w:lineRule="atLeast"/>
-        <w:jc w:val="left"/>
-      </w:pPr>
-      <w:r>
-        <w:t>}</w:t>
-      </w:r>
-    </w:p>
-    <w:p>
-      <w:pPr>
-        <w:pStyle w:val="a4"/>
-        <w:spacing w:after="0"/>
-        <w:ind w:leftChars="0" w:left="425"/>
-      </w:pPr>
-      <w:r>
-        <w:rPr>
-          <w:rFonts w:hint="eastAsia"/>
-        </w:rPr>
-        <w:t>workerThread의 종료 조건으로</w:t>
-      </w:r>
-      <w:r>
-        <w:rPr>
-          <w:rFonts w:hint="eastAsia"/>
-        </w:rPr>
-        <w:t>는</w:t>
-      </w:r>
-      <w:r>
-        <w:rPr>
-          <w:rFonts w:hint="eastAsia"/>
-        </w:rPr>
-        <w:t xml:space="preserve"> try_dequeue로 얻어온 함수가 없다면 job은 nullptr이므로</w:t>
-      </w:r>
-      <w:r>
-        <w:br/>
-      </w:r>
-      <w:r>
-        <w:rPr>
-          <w:rFonts w:hint="eastAsia"/>
-        </w:rPr>
-        <w:t>job이 nullptr라면 반복문을 계속 돌며 stop_의 값을 확인하여 빠져나오도록 구현하였다.</w:t>
-      </w:r>
-    </w:p>
-    <w:p>
-      <w:pPr>
-        <w:pStyle w:val="a4"/>
-        <w:spacing w:after="0"/>
-        <w:ind w:leftChars="0" w:left="425"/>
-      </w:pPr>
-    </w:p>
-    <w:p>
-      <w:pPr>
-        <w:pStyle w:val="a4"/>
-        <w:spacing w:after="0"/>
-        <w:ind w:leftChars="0" w:left="425"/>
-      </w:pPr>
-      <w:r>
-        <w:rPr>
-          <w:rFonts w:hint="eastAsia"/>
-        </w:rPr>
-        <w:t>lock free 자료 구조를 사용하는 데에는 어려움을 겪</w:t>
-      </w:r>
-      <w:r>
-        <w:rPr>
-          <w:rFonts w:hint="eastAsia"/>
-        </w:rPr>
-        <w:t>진</w:t>
-      </w:r>
-      <w:r>
-        <w:rPr>
-          <w:rFonts w:hint="eastAsia"/>
-        </w:rPr>
-        <w:t xml:space="preserve"> 않았지만,</w:t>
-      </w:r>
-      <w:r>
-        <w:br/>
-      </w:r>
-      <w:r>
-        <w:rPr>
-          <w:rFonts w:hint="eastAsia"/>
-        </w:rPr>
-        <w:t>아직 lock free 구조에 대한 이해가 없는 상태에서 사용한 것이므로</w:t>
-      </w:r>
-      <w:r>
-        <w:br/>
-      </w:r>
-      <w:r>
-        <w:rPr>
-          <w:rFonts w:hint="eastAsia"/>
-        </w:rPr>
-        <w:t>다음 할 일은 해당 구조에 대한 공부이다.</w:t>
+        <w:t>를 만들면 될 뿐 클리어할 필요가 없었다.</w:t>
       </w:r>
     </w:p>
     <w:p>
@@ -4003,7 +1042,6 @@
       <w:pPr>
         <w:jc w:val="left"/>
         <w:rPr>
-          <w:rFonts w:hint="eastAsia"/>
           <w:noProof/>
         </w:rPr>
       </w:pPr>
@@ -4076,8 +1114,16 @@
               <w:rPr>
                 <w:rFonts w:hint="eastAsia"/>
               </w:rPr>
-              <w:t>네트워킹과 렌더링으로 인한 렉이</w:t>
-            </w:r>
+              <w:t xml:space="preserve">네트워킹과 렌더링으로 인한 </w:t>
+            </w:r>
+            <w:proofErr w:type="spellStart"/>
+            <w:r>
+              <w:rPr>
+                <w:rFonts w:hint="eastAsia"/>
+              </w:rPr>
+              <w:t>렉이</w:t>
+            </w:r>
+            <w:proofErr w:type="spellEnd"/>
             <w:r>
               <w:br/>
             </w:r>
@@ -4175,7 +1221,6 @@
             <w:pPr>
               <w:jc w:val="center"/>
               <w:rPr>
-                <w:rFonts w:hint="eastAsia"/>
                 <w:b/>
                 <w:sz w:val="22"/>
               </w:rPr>
@@ -4227,49 +1272,7 @@
                 <w:rFonts w:hint="eastAsia"/>
                 <w:b/>
               </w:rPr>
-              <w:t>2025.05.</w:t>
-            </w:r>
-            <w:r>
-              <w:rPr>
-                <w:rFonts w:hint="eastAsia"/>
-                <w:b/>
-              </w:rPr>
-              <w:t>26</w:t>
-            </w:r>
-            <w:r>
-              <w:rPr>
-                <w:rFonts w:hint="eastAsia"/>
-                <w:b/>
-              </w:rPr>
-              <w:t>. ~ 2025.</w:t>
-            </w:r>
-            <w:r>
-              <w:rPr>
-                <w:rFonts w:hint="eastAsia"/>
-                <w:b/>
-              </w:rPr>
-              <w:t>06</w:t>
-            </w:r>
-            <w:r>
-              <w:rPr>
-                <w:rFonts w:hint="eastAsia"/>
-                <w:b/>
-              </w:rPr>
-              <w:t>.</w:t>
-            </w:r>
-            <w:r>
-              <w:rPr>
-                <w:rFonts w:hint="eastAsia"/>
-                <w:b/>
-              </w:rPr>
-              <w:t>01</w:t>
-            </w:r>
-            <w:r>
-              <w:rPr>
-                <w:rFonts w:hint="eastAsia"/>
-                <w:b/>
-              </w:rPr>
-              <w:t>.</w:t>
+              <w:t>2025.05.26. ~ 2025.06.01.</w:t>
             </w:r>
           </w:p>
         </w:tc>
@@ -4349,7 +1352,7 @@
                 <w:bCs/>
                 <w:szCs w:val="20"/>
               </w:rPr>
-              <w:t>캐릭터가 땅 위를 걸어다니도록 지형 충돌처리 구현</w:t>
+              <w:t>충돌</w:t>
             </w:r>
             <w:r>
               <w:rPr>
@@ -4358,15 +1361,16 @@
                 <w:bCs/>
                 <w:szCs w:val="20"/>
               </w:rPr>
-              <w:t>,</w:t>
-            </w:r>
-            <w:r>
-              <w:rPr>
+              <w:t xml:space="preserve"> 피드백 구현,</w:t>
+            </w:r>
+            <w:r>
+              <w:rPr>
+                <w:rFonts w:hint="eastAsia"/>
                 <w:b/>
                 <w:bCs/>
                 <w:szCs w:val="20"/>
               </w:rPr>
-              <w:br/>
+              <w:t xml:space="preserve"> </w:t>
             </w:r>
             <w:r>
               <w:rPr>
@@ -4375,7 +1379,7 @@
                 <w:bCs/>
                 <w:szCs w:val="20"/>
               </w:rPr>
-              <w:t>Bounding Volume의 애니메이션 구현 및 애니메이션 된 Bounding Volume간의 충돌처리</w:t>
+              <w:t xml:space="preserve">충돌 처리와 </w:t>
             </w:r>
             <w:r>
               <w:rPr>
@@ -4384,30 +1388,12 @@
                 <w:bCs/>
                 <w:szCs w:val="20"/>
               </w:rPr>
-              <w:t>,</w:t>
-            </w:r>
-            <w:r>
-              <w:rPr>
-                <w:b/>
-                <w:bCs/>
-                <w:szCs w:val="20"/>
-              </w:rPr>
-              <w:br/>
-            </w:r>
-            <w:r>
-              <w:rPr>
-                <w:rFonts w:hint="eastAsia"/>
-                <w:b/>
-                <w:bCs/>
-                <w:szCs w:val="20"/>
-              </w:rPr>
-              <w:t>충돌처리와 애니메이션을 조합하여 최소한 1대1 전투 구현</w:t>
+              <w:t>애니메이션을 조합하여 최소한 1대1 전투 구현</w:t>
             </w:r>
           </w:p>
           <w:p>
             <w:pPr>
               <w:rPr>
-                <w:rFonts w:hint="eastAsia"/>
                 <w:b/>
                 <w:bCs/>
                 <w:szCs w:val="20"/>
